--- a/pdf/AInotes.docx
+++ b/pdf/AInotes.docx
@@ -3,486 +3,1412 @@
 <w:document xmlns:wpc="http://schemas.microsoft.com/office/word/2010/wordprocessingCanvas" xmlns:cx="http://schemas.microsoft.com/office/drawing/2014/chartex" xmlns:cx1="http://schemas.microsoft.com/office/drawing/2015/9/8/chartex" xmlns:cx2="http://schemas.microsoft.com/office/drawing/2015/10/21/chartex" xmlns:cx3="http://schemas.microsoft.com/office/drawing/2016/5/9/chartex" xmlns:cx4="http://schemas.microsoft.com/office/drawing/2016/5/10/chartex" xmlns:cx5="http://schemas.microsoft.com/office/drawing/2016/5/11/chartex" xmlns:cx6="http://schemas.microsoft.com/office/drawing/2016/5/12/chartex" xmlns:cx7="http://schemas.microsoft.com/office/drawing/2016/5/13/chartex" xmlns:cx8="http://schemas.microsoft.com/office/drawing/2016/5/14/chartex" xmlns:mc="http://schemas.openxmlformats.org/markup-compatibility/2006" xmlns:aink="http://schemas.microsoft.com/office/drawing/2016/ink" xmlns:am3d="http://schemas.microsoft.com/office/drawing/2017/model3d" xmlns:o="urn:schemas-microsoft-com:office:office" xmlns:oel="http://schemas.microsoft.com/office/2019/extlst" xmlns:r="http://schemas.openxmlformats.org/officeDocument/2006/relationships" xmlns:m="http://schemas.openxmlformats.org/officeDocument/2006/math" xmlns:v="urn:schemas-microsoft-com:vml" xmlns:wp14="http://schemas.microsoft.com/office/word/2010/wordprocessingDrawing" xmlns:wp="http://schemas.openxmlformats.org/drawingml/2006/wordprocessingDrawing" xmlns:w10="urn:schemas-microsoft-com:office:word" xmlns:w="http://schemas.openxmlformats.org/wordprocessingml/2006/main" xmlns:w14="http://schemas.microsoft.com/office/word/2010/wordml" xmlns:w15="http://schemas.microsoft.com/office/word/2012/wordml" xmlns:w16cex="http://schemas.microsoft.com/office/word/2018/wordml/cex" xmlns:w16cid="http://schemas.microsoft.com/office/word/2016/wordml/cid" xmlns:w16="http://schemas.microsoft.com/office/word/2018/wordml" xmlns:w16du="http://schemas.microsoft.com/office/word/2023/wordml/word16du" xmlns:w16sdtdh="http://schemas.microsoft.com/office/word/2020/wordml/sdtdatahash" xmlns:w16sdtfl="http://schemas.microsoft.com/office/word/2024/wordml/sdtformatlock" xmlns:w16se="http://schemas.microsoft.com/office/word/2015/wordml/symex" xmlns:wpg="http://schemas.microsoft.com/office/word/2010/wordprocessingGroup" xmlns:wpi="http://schemas.microsoft.com/office/word/2010/wordprocessingInk" xmlns:wne="http://schemas.microsoft.com/office/word/2006/wordml" xmlns:wps="http://schemas.microsoft.com/office/word/2010/wordprocessingShape" mc:Ignorable="w14 w15 w16se w16cid w16 w16cex w16sdtdh w16sdtfl w16du wp14">
   <w:body>
     <w:p>
-      <w:r>
+      <w:pPr>
+        <w:rPr>
+          <w:rFonts w:ascii="Arial" w:hAnsi="Arial" w:cs="Arial"/>
+        </w:rPr>
+      </w:pPr>
+      <w:r>
+        <w:rPr>
+          <w:rFonts w:ascii="Arial" w:hAnsi="Arial" w:cs="Arial"/>
+        </w:rPr>
         <w:t>$$('</w:t>
       </w:r>
       <w:proofErr w:type="spellStart"/>
       <w:r>
+        <w:rPr>
+          <w:rFonts w:ascii="Arial" w:hAnsi="Arial" w:cs="Arial"/>
+        </w:rPr>
         <w:t>img</w:t>
       </w:r>
       <w:proofErr w:type="spellEnd"/>
       <w:r>
+        <w:rPr>
+          <w:rFonts w:ascii="Arial" w:hAnsi="Arial" w:cs="Arial"/>
+        </w:rPr>
         <w:t>').</w:t>
       </w:r>
       <w:proofErr w:type="spellStart"/>
       <w:r>
+        <w:rPr>
+          <w:rFonts w:ascii="Arial" w:hAnsi="Arial" w:cs="Arial"/>
+        </w:rPr>
         <w:t>forEach</w:t>
       </w:r>
       <w:proofErr w:type="spellEnd"/>
       <w:r>
+        <w:rPr>
+          <w:rFonts w:ascii="Arial" w:hAnsi="Arial" w:cs="Arial"/>
+        </w:rPr>
         <w:t>( (</w:t>
       </w:r>
       <w:proofErr w:type="spellStart"/>
       <w:r>
+        <w:rPr>
+          <w:rFonts w:ascii="Arial" w:hAnsi="Arial" w:cs="Arial"/>
+        </w:rPr>
         <w:t>img</w:t>
       </w:r>
       <w:proofErr w:type="spellEnd"/>
       <w:r>
+        <w:rPr>
+          <w:rFonts w:ascii="Arial" w:hAnsi="Arial" w:cs="Arial"/>
+        </w:rPr>
         <w:t>) =&gt;</w:t>
       </w:r>
     </w:p>
     <w:p>
-      <w:r>
+      <w:pPr>
+        <w:rPr>
+          <w:rFonts w:ascii="Arial" w:hAnsi="Arial" w:cs="Arial"/>
+        </w:rPr>
+      </w:pPr>
+      <w:r>
+        <w:rPr>
+          <w:rFonts w:ascii="Arial" w:hAnsi="Arial" w:cs="Arial"/>
+        </w:rPr>
         <w:t xml:space="preserve">    {</w:t>
       </w:r>
       <w:proofErr w:type="spellStart"/>
       <w:r>
+        <w:rPr>
+          <w:rFonts w:ascii="Arial" w:hAnsi="Arial" w:cs="Arial"/>
+        </w:rPr>
         <w:t>img.style.display</w:t>
       </w:r>
       <w:proofErr w:type="spellEnd"/>
       <w:r>
+        <w:rPr>
+          <w:rFonts w:ascii="Arial" w:hAnsi="Arial" w:cs="Arial"/>
+        </w:rPr>
         <w:t xml:space="preserve"> = (</w:t>
       </w:r>
       <w:proofErr w:type="spellStart"/>
       <w:r>
+        <w:rPr>
+          <w:rFonts w:ascii="Arial" w:hAnsi="Arial" w:cs="Arial"/>
+        </w:rPr>
         <w:t>img.style.display</w:t>
       </w:r>
       <w:proofErr w:type="spellEnd"/>
       <w:r>
+        <w:rPr>
+          <w:rFonts w:ascii="Arial" w:hAnsi="Arial" w:cs="Arial"/>
+        </w:rPr>
         <w:t xml:space="preserve"> === 'none') ? '' : 'none';</w:t>
       </w:r>
     </w:p>
     <w:p>
-      <w:r>
+      <w:pPr>
+        <w:rPr>
+          <w:rFonts w:ascii="Arial" w:hAnsi="Arial" w:cs="Arial"/>
+        </w:rPr>
+      </w:pPr>
+      <w:r>
+        <w:rPr>
+          <w:rFonts w:ascii="Arial" w:hAnsi="Arial" w:cs="Arial"/>
+        </w:rPr>
         <w:t>})</w:t>
       </w:r>
     </w:p>
-    <w:p/>
-    <w:p>
-      <w:proofErr w:type="spellStart"/>
-      <w:r>
+    <w:p>
+      <w:pPr>
+        <w:rPr>
+          <w:rFonts w:ascii="Arial" w:hAnsi="Arial" w:cs="Arial"/>
+        </w:rPr>
+      </w:pPr>
+    </w:p>
+    <w:p>
+      <w:pPr>
+        <w:rPr>
+          <w:rFonts w:ascii="Arial" w:hAnsi="Arial" w:cs="Arial"/>
+        </w:rPr>
+      </w:pPr>
+      <w:proofErr w:type="spellStart"/>
+      <w:r>
+        <w:rPr>
+          <w:rFonts w:ascii="Arial" w:hAnsi="Arial" w:cs="Arial"/>
+        </w:rPr>
         <w:t>document.querySelectorAll</w:t>
       </w:r>
       <w:proofErr w:type="spellEnd"/>
       <w:r>
+        <w:rPr>
+          <w:rFonts w:ascii="Arial" w:hAnsi="Arial" w:cs="Arial"/>
+        </w:rPr>
         <w:t>('</w:t>
       </w:r>
       <w:proofErr w:type="spellStart"/>
       <w:r>
+        <w:rPr>
+          <w:rFonts w:ascii="Arial" w:hAnsi="Arial" w:cs="Arial"/>
+        </w:rPr>
         <w:t>img</w:t>
       </w:r>
       <w:proofErr w:type="spellEnd"/>
       <w:r>
+        <w:rPr>
+          <w:rFonts w:ascii="Arial" w:hAnsi="Arial" w:cs="Arial"/>
+        </w:rPr>
         <w:t>').</w:t>
       </w:r>
       <w:proofErr w:type="spellStart"/>
       <w:r>
+        <w:rPr>
+          <w:rFonts w:ascii="Arial" w:hAnsi="Arial" w:cs="Arial"/>
+        </w:rPr>
         <w:t>forEach</w:t>
       </w:r>
       <w:proofErr w:type="spellEnd"/>
       <w:r>
+        <w:rPr>
+          <w:rFonts w:ascii="Arial" w:hAnsi="Arial" w:cs="Arial"/>
+        </w:rPr>
         <w:t>(</w:t>
       </w:r>
       <w:proofErr w:type="spellStart"/>
       <w:r>
+        <w:rPr>
+          <w:rFonts w:ascii="Arial" w:hAnsi="Arial" w:cs="Arial"/>
+        </w:rPr>
         <w:t>img</w:t>
       </w:r>
       <w:proofErr w:type="spellEnd"/>
       <w:r>
+        <w:rPr>
+          <w:rFonts w:ascii="Arial" w:hAnsi="Arial" w:cs="Arial"/>
+        </w:rPr>
         <w:t xml:space="preserve"> =&gt; {</w:t>
       </w:r>
     </w:p>
     <w:p>
-      <w:r>
+      <w:pPr>
+        <w:rPr>
+          <w:rFonts w:ascii="Arial" w:hAnsi="Arial" w:cs="Arial"/>
+        </w:rPr>
+      </w:pPr>
+      <w:r>
+        <w:rPr>
+          <w:rFonts w:ascii="Arial" w:hAnsi="Arial" w:cs="Arial"/>
+        </w:rPr>
         <w:t xml:space="preserve">  </w:t>
       </w:r>
       <w:proofErr w:type="spellStart"/>
       <w:r>
+        <w:rPr>
+          <w:rFonts w:ascii="Arial" w:hAnsi="Arial" w:cs="Arial"/>
+        </w:rPr>
         <w:t>img.style.display</w:t>
       </w:r>
       <w:proofErr w:type="spellEnd"/>
       <w:r>
+        <w:rPr>
+          <w:rFonts w:ascii="Arial" w:hAnsi="Arial" w:cs="Arial"/>
+        </w:rPr>
         <w:t xml:space="preserve"> = (</w:t>
       </w:r>
       <w:proofErr w:type="spellStart"/>
       <w:r>
+        <w:rPr>
+          <w:rFonts w:ascii="Arial" w:hAnsi="Arial" w:cs="Arial"/>
+        </w:rPr>
         <w:t>img.style.display</w:t>
       </w:r>
       <w:proofErr w:type="spellEnd"/>
       <w:r>
+        <w:rPr>
+          <w:rFonts w:ascii="Arial" w:hAnsi="Arial" w:cs="Arial"/>
+        </w:rPr>
         <w:t xml:space="preserve"> === 'none') ? '' : 'none';</w:t>
       </w:r>
     </w:p>
     <w:p>
-      <w:r>
+      <w:pPr>
+        <w:rPr>
+          <w:rFonts w:ascii="Arial" w:hAnsi="Arial" w:cs="Arial"/>
+        </w:rPr>
+      </w:pPr>
+      <w:r>
+        <w:rPr>
+          <w:rFonts w:ascii="Arial" w:hAnsi="Arial" w:cs="Arial"/>
+        </w:rPr>
         <w:t>});]</w:t>
       </w:r>
     </w:p>
-    <w:p/>
-    <w:p>
-      <w:r>
+    <w:p>
+      <w:pPr>
+        <w:rPr>
+          <w:rFonts w:ascii="Arial" w:hAnsi="Arial" w:cs="Arial"/>
+        </w:rPr>
+      </w:pPr>
+    </w:p>
+    <w:p>
+      <w:pPr>
+        <w:rPr>
+          <w:rFonts w:ascii="Arial" w:hAnsi="Arial" w:cs="Arial"/>
+        </w:rPr>
+      </w:pPr>
+      <w:r>
+        <w:rPr>
+          <w:rFonts w:ascii="Arial" w:hAnsi="Arial" w:cs="Arial"/>
+        </w:rPr>
         <w:t>*************************************************************************************</w:t>
       </w:r>
     </w:p>
-    <w:p/>
-    <w:p/>
-    <w:p>
-      <w:r>
+    <w:p>
+      <w:pPr>
+        <w:rPr>
+          <w:rFonts w:ascii="Arial" w:hAnsi="Arial" w:cs="Arial"/>
+        </w:rPr>
+      </w:pPr>
+    </w:p>
+    <w:p>
+      <w:pPr>
+        <w:rPr>
+          <w:rFonts w:ascii="Arial" w:hAnsi="Arial" w:cs="Arial"/>
+        </w:rPr>
+      </w:pPr>
+    </w:p>
+    <w:p>
+      <w:pPr>
+        <w:rPr>
+          <w:rFonts w:ascii="Arial" w:hAnsi="Arial" w:cs="Arial"/>
+        </w:rPr>
+      </w:pPr>
+      <w:r>
+        <w:rPr>
+          <w:rFonts w:ascii="Arial" w:hAnsi="Arial" w:cs="Arial"/>
+        </w:rPr>
         <w:t>const $ = (</w:t>
       </w:r>
       <w:proofErr w:type="spellStart"/>
       <w:r>
+        <w:rPr>
+          <w:rFonts w:ascii="Arial" w:hAnsi="Arial" w:cs="Arial"/>
+        </w:rPr>
         <w:t>sel</w:t>
       </w:r>
       <w:proofErr w:type="spellEnd"/>
       <w:r>
+        <w:rPr>
+          <w:rFonts w:ascii="Arial" w:hAnsi="Arial" w:cs="Arial"/>
+        </w:rPr>
         <w:t xml:space="preserve">) =&gt; </w:t>
       </w:r>
       <w:proofErr w:type="spellStart"/>
       <w:r>
+        <w:rPr>
+          <w:rFonts w:ascii="Arial" w:hAnsi="Arial" w:cs="Arial"/>
+        </w:rPr>
         <w:t>document.querySelector</w:t>
       </w:r>
       <w:proofErr w:type="spellEnd"/>
       <w:r>
+        <w:rPr>
+          <w:rFonts w:ascii="Arial" w:hAnsi="Arial" w:cs="Arial"/>
+        </w:rPr>
         <w:t>(</w:t>
       </w:r>
       <w:proofErr w:type="spellStart"/>
       <w:r>
+        <w:rPr>
+          <w:rFonts w:ascii="Arial" w:hAnsi="Arial" w:cs="Arial"/>
+        </w:rPr>
         <w:t>sel</w:t>
       </w:r>
       <w:proofErr w:type="spellEnd"/>
       <w:r>
+        <w:rPr>
+          <w:rFonts w:ascii="Arial" w:hAnsi="Arial" w:cs="Arial"/>
+        </w:rPr>
         <w:t>);</w:t>
       </w:r>
     </w:p>
     <w:p>
-      <w:r>
+      <w:pPr>
+        <w:rPr>
+          <w:rFonts w:ascii="Arial" w:hAnsi="Arial" w:cs="Arial"/>
+        </w:rPr>
+      </w:pPr>
+      <w:r>
+        <w:rPr>
+          <w:rFonts w:ascii="Arial" w:hAnsi="Arial" w:cs="Arial"/>
+        </w:rPr>
         <w:t>const $$ = (</w:t>
       </w:r>
       <w:proofErr w:type="spellStart"/>
       <w:r>
+        <w:rPr>
+          <w:rFonts w:ascii="Arial" w:hAnsi="Arial" w:cs="Arial"/>
+        </w:rPr>
         <w:t>sel</w:t>
       </w:r>
       <w:proofErr w:type="spellEnd"/>
       <w:r>
+        <w:rPr>
+          <w:rFonts w:ascii="Arial" w:hAnsi="Arial" w:cs="Arial"/>
+        </w:rPr>
         <w:t>) =&gt; [...</w:t>
       </w:r>
       <w:proofErr w:type="spellStart"/>
       <w:r>
+        <w:rPr>
+          <w:rFonts w:ascii="Arial" w:hAnsi="Arial" w:cs="Arial"/>
+        </w:rPr>
         <w:t>document.querySelectorAll</w:t>
       </w:r>
       <w:proofErr w:type="spellEnd"/>
       <w:r>
+        <w:rPr>
+          <w:rFonts w:ascii="Arial" w:hAnsi="Arial" w:cs="Arial"/>
+        </w:rPr>
         <w:t>(</w:t>
       </w:r>
       <w:proofErr w:type="spellStart"/>
       <w:r>
+        <w:rPr>
+          <w:rFonts w:ascii="Arial" w:hAnsi="Arial" w:cs="Arial"/>
+        </w:rPr>
         <w:t>sel</w:t>
       </w:r>
       <w:proofErr w:type="spellEnd"/>
       <w:r>
+        <w:rPr>
+          <w:rFonts w:ascii="Arial" w:hAnsi="Arial" w:cs="Arial"/>
+        </w:rPr>
         <w:t>)];</w:t>
       </w:r>
     </w:p>
     <w:p>
-      <w:r>
-        <w:t xml:space="preserve">example:  </w:t>
-      </w:r>
-      <w:r>
-        <w:t xml:space="preserve">$$('p').map(el =&gt; </w:t>
-      </w:r>
-      <w:proofErr w:type="spellStart"/>
-      <w:r>
+      <w:pPr>
+        <w:rPr>
+          <w:rFonts w:ascii="Arial" w:hAnsi="Arial" w:cs="Arial"/>
+        </w:rPr>
+      </w:pPr>
+      <w:r>
+        <w:rPr>
+          <w:rFonts w:ascii="Arial" w:hAnsi="Arial" w:cs="Arial"/>
+        </w:rPr>
+        <w:t xml:space="preserve">example:  $$('p').map(el =&gt; </w:t>
+      </w:r>
+      <w:proofErr w:type="spellStart"/>
+      <w:r>
+        <w:rPr>
+          <w:rFonts w:ascii="Arial" w:hAnsi="Arial" w:cs="Arial"/>
+        </w:rPr>
         <w:t>el.style.color</w:t>
       </w:r>
       <w:proofErr w:type="spellEnd"/>
       <w:r>
+        <w:rPr>
+          <w:rFonts w:ascii="Arial" w:hAnsi="Arial" w:cs="Arial"/>
+        </w:rPr>
         <w:t xml:space="preserve"> = 'blue');</w:t>
       </w:r>
     </w:p>
-    <w:p/>
-    <w:p/>
-    <w:p>
-      <w:r>
+    <w:p>
+      <w:pPr>
+        <w:rPr>
+          <w:rFonts w:ascii="Arial" w:hAnsi="Arial" w:cs="Arial"/>
+        </w:rPr>
+      </w:pPr>
+    </w:p>
+    <w:p>
+      <w:pPr>
+        <w:rPr>
+          <w:rFonts w:ascii="Arial" w:hAnsi="Arial" w:cs="Arial"/>
+        </w:rPr>
+      </w:pPr>
+    </w:p>
+    <w:p>
+      <w:pPr>
+        <w:rPr>
+          <w:rFonts w:ascii="Arial" w:hAnsi="Arial" w:cs="Arial"/>
+        </w:rPr>
+      </w:pPr>
+      <w:r>
+        <w:rPr>
+          <w:rFonts w:ascii="Arial" w:hAnsi="Arial" w:cs="Arial"/>
+        </w:rPr>
         <w:t>*************************************************************************************</w:t>
       </w:r>
     </w:p>
-    <w:p/>
-    <w:p/>
-    <w:p>
-      <w:proofErr w:type="spellStart"/>
-      <w:r>
+    <w:p>
+      <w:pPr>
+        <w:rPr>
+          <w:rFonts w:ascii="Arial" w:hAnsi="Arial" w:cs="Arial"/>
+        </w:rPr>
+      </w:pPr>
+    </w:p>
+    <w:p>
+      <w:pPr>
+        <w:rPr>
+          <w:rFonts w:ascii="Arial" w:hAnsi="Arial" w:cs="Arial"/>
+        </w:rPr>
+      </w:pPr>
+    </w:p>
+    <w:p>
+      <w:pPr>
+        <w:rPr>
+          <w:rFonts w:ascii="Arial" w:hAnsi="Arial" w:cs="Arial"/>
+        </w:rPr>
+      </w:pPr>
+      <w:proofErr w:type="spellStart"/>
+      <w:r>
+        <w:rPr>
+          <w:rFonts w:ascii="Arial" w:hAnsi="Arial" w:cs="Arial"/>
+        </w:rPr>
         <w:t>window.</w:t>
       </w:r>
       <w:proofErr w:type="gramStart"/>
       <w:r>
+        <w:rPr>
+          <w:rFonts w:ascii="Arial" w:hAnsi="Arial" w:cs="Arial"/>
+        </w:rPr>
         <w:t>scrollTo</w:t>
       </w:r>
       <w:proofErr w:type="spellEnd"/>
       <w:r>
+        <w:rPr>
+          <w:rFonts w:ascii="Arial" w:hAnsi="Arial" w:cs="Arial"/>
+        </w:rPr>
         <w:t>({ top</w:t>
       </w:r>
       <w:proofErr w:type="gramEnd"/>
       <w:r>
+        <w:rPr>
+          <w:rFonts w:ascii="Arial" w:hAnsi="Arial" w:cs="Arial"/>
+        </w:rPr>
         <w:t>: 0, behavior: '</w:t>
       </w:r>
       <w:proofErr w:type="gramStart"/>
       <w:r>
+        <w:rPr>
+          <w:rFonts w:ascii="Arial" w:hAnsi="Arial" w:cs="Arial"/>
+        </w:rPr>
         <w:t>smooth' }</w:t>
       </w:r>
       <w:proofErr w:type="gramEnd"/>
       <w:r>
+        <w:rPr>
+          <w:rFonts w:ascii="Arial" w:hAnsi="Arial" w:cs="Arial"/>
+        </w:rPr>
         <w:t>);</w:t>
       </w:r>
     </w:p>
     <w:p>
-      <w:r>
+      <w:pPr>
+        <w:rPr>
+          <w:rFonts w:ascii="Arial" w:hAnsi="Arial" w:cs="Arial"/>
+        </w:rPr>
+      </w:pPr>
+      <w:r>
+        <w:rPr>
+          <w:rFonts w:ascii="Arial" w:hAnsi="Arial" w:cs="Arial"/>
+        </w:rPr>
         <w:br w:type="page"/>
       </w:r>
     </w:p>
     <w:p>
-      <w:r>
+      <w:pPr>
+        <w:rPr>
+          <w:rFonts w:ascii="Arial" w:hAnsi="Arial" w:cs="Arial"/>
+        </w:rPr>
+      </w:pPr>
+      <w:r>
+        <w:rPr>
+          <w:rFonts w:ascii="Arial" w:hAnsi="Arial" w:cs="Arial"/>
+        </w:rPr>
         <w:lastRenderedPageBreak/>
         <w:t>const res = await fetch('https://ipapi.co/</w:t>
       </w:r>
       <w:proofErr w:type="spellStart"/>
       <w:r>
+        <w:rPr>
+          <w:rFonts w:ascii="Arial" w:hAnsi="Arial" w:cs="Arial"/>
+        </w:rPr>
         <w:t>json</w:t>
       </w:r>
       <w:proofErr w:type="spellEnd"/>
       <w:r>
+        <w:rPr>
+          <w:rFonts w:ascii="Arial" w:hAnsi="Arial" w:cs="Arial"/>
+        </w:rPr>
         <w:t>/');</w:t>
       </w:r>
     </w:p>
     <w:p>
-      <w:r>
+      <w:pPr>
+        <w:rPr>
+          <w:rFonts w:ascii="Arial" w:hAnsi="Arial" w:cs="Arial"/>
+        </w:rPr>
+      </w:pPr>
+      <w:r>
+        <w:rPr>
+          <w:rFonts w:ascii="Arial" w:hAnsi="Arial" w:cs="Arial"/>
+        </w:rPr>
         <w:t xml:space="preserve">const data = await </w:t>
       </w:r>
       <w:proofErr w:type="spellStart"/>
       <w:r>
+        <w:rPr>
+          <w:rFonts w:ascii="Arial" w:hAnsi="Arial" w:cs="Arial"/>
+        </w:rPr>
         <w:t>res.json</w:t>
       </w:r>
       <w:proofErr w:type="spellEnd"/>
       <w:r>
+        <w:rPr>
+          <w:rFonts w:ascii="Arial" w:hAnsi="Arial" w:cs="Arial"/>
+        </w:rPr>
         <w:t>();</w:t>
       </w:r>
     </w:p>
-    <w:p/>
-    <w:p>
-      <w:r>
+    <w:p>
+      <w:pPr>
+        <w:rPr>
+          <w:rFonts w:ascii="Arial" w:hAnsi="Arial" w:cs="Arial"/>
+        </w:rPr>
+      </w:pPr>
+    </w:p>
+    <w:p>
+      <w:pPr>
+        <w:rPr>
+          <w:rFonts w:ascii="Arial" w:hAnsi="Arial" w:cs="Arial"/>
+        </w:rPr>
+      </w:pPr>
+      <w:r>
+        <w:rPr>
+          <w:rFonts w:ascii="Arial" w:hAnsi="Arial" w:cs="Arial"/>
+        </w:rPr>
         <w:t>console.log(</w:t>
       </w:r>
       <w:proofErr w:type="spellStart"/>
       <w:r>
+        <w:rPr>
+          <w:rFonts w:ascii="Arial" w:hAnsi="Arial" w:cs="Arial"/>
+        </w:rPr>
         <w:t>data.city</w:t>
       </w:r>
       <w:proofErr w:type="spellEnd"/>
       <w:r>
+        <w:rPr>
+          <w:rFonts w:ascii="Arial" w:hAnsi="Arial" w:cs="Arial"/>
+        </w:rPr>
         <w:t>);      // "Lagos" (maybe)</w:t>
       </w:r>
     </w:p>
     <w:p>
-      <w:r>
+      <w:pPr>
+        <w:rPr>
+          <w:rFonts w:ascii="Arial" w:hAnsi="Arial" w:cs="Arial"/>
+        </w:rPr>
+      </w:pPr>
+      <w:r>
+        <w:rPr>
+          <w:rFonts w:ascii="Arial" w:hAnsi="Arial" w:cs="Arial"/>
+        </w:rPr>
         <w:t>console.log(</w:t>
       </w:r>
       <w:proofErr w:type="spellStart"/>
       <w:r>
+        <w:rPr>
+          <w:rFonts w:ascii="Arial" w:hAnsi="Arial" w:cs="Arial"/>
+        </w:rPr>
         <w:t>data.latitude</w:t>
       </w:r>
       <w:proofErr w:type="spellEnd"/>
       <w:r>
+        <w:rPr>
+          <w:rFonts w:ascii="Arial" w:hAnsi="Arial" w:cs="Arial"/>
+        </w:rPr>
         <w:t>);  // 6.4541 (roughly)</w:t>
       </w:r>
     </w:p>
     <w:p>
-      <w:r>
+      <w:pPr>
+        <w:rPr>
+          <w:rFonts w:ascii="Arial" w:hAnsi="Arial" w:cs="Arial"/>
+        </w:rPr>
+      </w:pPr>
+      <w:r>
+        <w:rPr>
+          <w:rFonts w:ascii="Arial" w:hAnsi="Arial" w:cs="Arial"/>
+        </w:rPr>
         <w:t>console.log(</w:t>
       </w:r>
       <w:proofErr w:type="spellStart"/>
       <w:r>
+        <w:rPr>
+          <w:rFonts w:ascii="Arial" w:hAnsi="Arial" w:cs="Arial"/>
+        </w:rPr>
         <w:t>data.longitude</w:t>
       </w:r>
       <w:proofErr w:type="spellEnd"/>
       <w:r>
+        <w:rPr>
+          <w:rFonts w:ascii="Arial" w:hAnsi="Arial" w:cs="Arial"/>
+        </w:rPr>
         <w:t>); // 3.3947 (roughly)</w:t>
       </w:r>
     </w:p>
-    <w:p/>
-    <w:p/>
-    <w:p>
-      <w:r>
+    <w:p>
+      <w:pPr>
+        <w:rPr>
+          <w:rFonts w:ascii="Arial" w:hAnsi="Arial" w:cs="Arial"/>
+        </w:rPr>
+      </w:pPr>
+    </w:p>
+    <w:p>
+      <w:pPr>
+        <w:rPr>
+          <w:rFonts w:ascii="Arial" w:hAnsi="Arial" w:cs="Arial"/>
+        </w:rPr>
+      </w:pPr>
+    </w:p>
+    <w:p>
+      <w:pPr>
+        <w:rPr>
+          <w:rFonts w:ascii="Arial" w:hAnsi="Arial" w:cs="Arial"/>
+        </w:rPr>
+      </w:pPr>
+      <w:r>
+        <w:rPr>
+          <w:rFonts w:ascii="Arial" w:hAnsi="Arial" w:cs="Arial"/>
+        </w:rPr>
         <w:t>fetch('https://keithibrown.org/</w:t>
       </w:r>
       <w:proofErr w:type="spellStart"/>
       <w:r>
+        <w:rPr>
+          <w:rFonts w:ascii="Arial" w:hAnsi="Arial" w:cs="Arial"/>
+        </w:rPr>
         <w:t>json</w:t>
       </w:r>
       <w:proofErr w:type="spellEnd"/>
       <w:r>
+        <w:rPr>
+          <w:rFonts w:ascii="Arial" w:hAnsi="Arial" w:cs="Arial"/>
+        </w:rPr>
         <w:t>/</w:t>
       </w:r>
       <w:proofErr w:type="spellStart"/>
       <w:r>
+        <w:rPr>
+          <w:rFonts w:ascii="Arial" w:hAnsi="Arial" w:cs="Arial"/>
+        </w:rPr>
         <w:t>schedule.json</w:t>
       </w:r>
       <w:proofErr w:type="spellEnd"/>
       <w:r>
+        <w:rPr>
+          <w:rFonts w:ascii="Arial" w:hAnsi="Arial" w:cs="Arial"/>
+        </w:rPr>
         <w:t>')</w:t>
       </w:r>
     </w:p>
     <w:p>
-      <w:r>
+      <w:pPr>
+        <w:rPr>
+          <w:rFonts w:ascii="Arial" w:hAnsi="Arial" w:cs="Arial"/>
+        </w:rPr>
+      </w:pPr>
+      <w:r>
+        <w:rPr>
+          <w:rFonts w:ascii="Arial" w:hAnsi="Arial" w:cs="Arial"/>
+        </w:rPr>
         <w:t xml:space="preserve">      .then(response =&gt; </w:t>
       </w:r>
       <w:proofErr w:type="spellStart"/>
       <w:r>
+        <w:rPr>
+          <w:rFonts w:ascii="Arial" w:hAnsi="Arial" w:cs="Arial"/>
+        </w:rPr>
         <w:t>response.text</w:t>
       </w:r>
       <w:proofErr w:type="spellEnd"/>
       <w:r>
+        <w:rPr>
+          <w:rFonts w:ascii="Arial" w:hAnsi="Arial" w:cs="Arial"/>
+        </w:rPr>
         <w:t>())</w:t>
       </w:r>
     </w:p>
     <w:p>
-      <w:r>
+      <w:pPr>
+        <w:rPr>
+          <w:rFonts w:ascii="Arial" w:hAnsi="Arial" w:cs="Arial"/>
+        </w:rPr>
+      </w:pPr>
+      <w:r>
+        <w:rPr>
+          <w:rFonts w:ascii="Arial" w:hAnsi="Arial" w:cs="Arial"/>
+        </w:rPr>
         <w:t xml:space="preserve">      .then(text =&gt; console.log(text))</w:t>
       </w:r>
     </w:p>
-    <w:p/>
-    <w:p/>
-    <w:p>
-      <w:r>
+    <w:p>
+      <w:pPr>
+        <w:rPr>
+          <w:rFonts w:ascii="Arial" w:hAnsi="Arial" w:cs="Arial"/>
+        </w:rPr>
+      </w:pPr>
+    </w:p>
+    <w:p>
+      <w:pPr>
+        <w:rPr>
+          <w:rFonts w:ascii="Arial" w:hAnsi="Arial" w:cs="Arial"/>
+        </w:rPr>
+      </w:pPr>
+    </w:p>
+    <w:p>
+      <w:pPr>
+        <w:rPr>
+          <w:rFonts w:ascii="Arial" w:hAnsi="Arial" w:cs="Arial"/>
+        </w:rPr>
+      </w:pPr>
+      <w:r>
+        <w:rPr>
+          <w:rFonts w:ascii="Arial" w:hAnsi="Arial" w:cs="Arial"/>
+        </w:rPr>
         <w:t>fetch('https://jsonplaceholder.typicode.com/</w:t>
       </w:r>
       <w:proofErr w:type="spellStart"/>
       <w:r>
+        <w:rPr>
+          <w:rFonts w:ascii="Arial" w:hAnsi="Arial" w:cs="Arial"/>
+        </w:rPr>
         <w:t>todos</w:t>
       </w:r>
       <w:proofErr w:type="spellEnd"/>
       <w:r>
+        <w:rPr>
+          <w:rFonts w:ascii="Arial" w:hAnsi="Arial" w:cs="Arial"/>
+        </w:rPr>
         <w:t>/1')</w:t>
       </w:r>
     </w:p>
     <w:p>
-      <w:r>
+      <w:pPr>
+        <w:rPr>
+          <w:rFonts w:ascii="Arial" w:hAnsi="Arial" w:cs="Arial"/>
+        </w:rPr>
+      </w:pPr>
+      <w:r>
+        <w:rPr>
+          <w:rFonts w:ascii="Arial" w:hAnsi="Arial" w:cs="Arial"/>
+        </w:rPr>
         <w:t xml:space="preserve">      .then(response =&gt; </w:t>
       </w:r>
       <w:proofErr w:type="spellStart"/>
       <w:r>
+        <w:rPr>
+          <w:rFonts w:ascii="Arial" w:hAnsi="Arial" w:cs="Arial"/>
+        </w:rPr>
         <w:t>response.json</w:t>
       </w:r>
       <w:proofErr w:type="spellEnd"/>
       <w:r>
+        <w:rPr>
+          <w:rFonts w:ascii="Arial" w:hAnsi="Arial" w:cs="Arial"/>
+        </w:rPr>
         <w:t>())</w:t>
       </w:r>
     </w:p>
     <w:p>
-      <w:r>
+      <w:pPr>
+        <w:rPr>
+          <w:rFonts w:ascii="Arial" w:hAnsi="Arial" w:cs="Arial"/>
+        </w:rPr>
+      </w:pPr>
+      <w:r>
+        <w:rPr>
+          <w:rFonts w:ascii="Arial" w:hAnsi="Arial" w:cs="Arial"/>
+        </w:rPr>
         <w:t xml:space="preserve">      .then(</w:t>
       </w:r>
       <w:proofErr w:type="spellStart"/>
       <w:r>
+        <w:rPr>
+          <w:rFonts w:ascii="Arial" w:hAnsi="Arial" w:cs="Arial"/>
+        </w:rPr>
         <w:t>json</w:t>
       </w:r>
       <w:proofErr w:type="spellEnd"/>
       <w:r>
+        <w:rPr>
+          <w:rFonts w:ascii="Arial" w:hAnsi="Arial" w:cs="Arial"/>
+        </w:rPr>
         <w:t xml:space="preserve"> =&gt; console.log(</w:t>
       </w:r>
       <w:proofErr w:type="spellStart"/>
       <w:r>
+        <w:rPr>
+          <w:rFonts w:ascii="Arial" w:hAnsi="Arial" w:cs="Arial"/>
+        </w:rPr>
         <w:t>json</w:t>
       </w:r>
       <w:proofErr w:type="spellEnd"/>
       <w:r>
+        <w:rPr>
+          <w:rFonts w:ascii="Arial" w:hAnsi="Arial" w:cs="Arial"/>
+        </w:rPr>
         <w:t>))</w:t>
       </w:r>
     </w:p>
-    <w:p/>
-    <w:p/>
-    <w:p>
-      <w:r>
+    <w:p>
+      <w:pPr>
+        <w:rPr>
+          <w:rFonts w:ascii="Arial" w:hAnsi="Arial" w:cs="Arial"/>
+        </w:rPr>
+      </w:pPr>
+    </w:p>
+    <w:p>
+      <w:pPr>
+        <w:rPr>
+          <w:rFonts w:ascii="Arial" w:hAnsi="Arial" w:cs="Arial"/>
+        </w:rPr>
+      </w:pPr>
+    </w:p>
+    <w:p>
+      <w:pPr>
+        <w:rPr>
+          <w:rFonts w:ascii="Arial" w:hAnsi="Arial" w:cs="Arial"/>
+        </w:rPr>
+      </w:pPr>
+      <w:r>
+        <w:rPr>
+          <w:rFonts w:ascii="Arial" w:hAnsi="Arial" w:cs="Arial"/>
+        </w:rPr>
         <w:t>fetch('/pdf/AcquiringAHeartOfWisdom.docx')</w:t>
       </w:r>
     </w:p>
     <w:p>
-      <w:r>
+      <w:pPr>
+        <w:rPr>
+          <w:rFonts w:ascii="Arial" w:hAnsi="Arial" w:cs="Arial"/>
+        </w:rPr>
+      </w:pPr>
+      <w:r>
+        <w:rPr>
+          <w:rFonts w:ascii="Arial" w:hAnsi="Arial" w:cs="Arial"/>
+        </w:rPr>
         <w:t xml:space="preserve">  .then(response =&gt; </w:t>
       </w:r>
       <w:proofErr w:type="spellStart"/>
       <w:r>
+        <w:rPr>
+          <w:rFonts w:ascii="Arial" w:hAnsi="Arial" w:cs="Arial"/>
+        </w:rPr>
         <w:t>response.arrayBuffer</w:t>
       </w:r>
       <w:proofErr w:type="spellEnd"/>
       <w:r>
+        <w:rPr>
+          <w:rFonts w:ascii="Arial" w:hAnsi="Arial" w:cs="Arial"/>
+        </w:rPr>
         <w:t>())</w:t>
       </w:r>
     </w:p>
     <w:p>
-      <w:r>
+      <w:pPr>
+        <w:rPr>
+          <w:rFonts w:ascii="Arial" w:hAnsi="Arial" w:cs="Arial"/>
+        </w:rPr>
+      </w:pPr>
+      <w:r>
+        <w:rPr>
+          <w:rFonts w:ascii="Arial" w:hAnsi="Arial" w:cs="Arial"/>
+        </w:rPr>
         <w:t xml:space="preserve">  .then(data =&gt; {</w:t>
       </w:r>
     </w:p>
     <w:p>
-      <w:r>
+      <w:pPr>
+        <w:rPr>
+          <w:rFonts w:ascii="Arial" w:hAnsi="Arial" w:cs="Arial"/>
+        </w:rPr>
+      </w:pPr>
+      <w:r>
+        <w:rPr>
+          <w:rFonts w:ascii="Arial" w:hAnsi="Arial" w:cs="Arial"/>
+        </w:rPr>
         <w:t xml:space="preserve">    // Render the document into the container</w:t>
       </w:r>
     </w:p>
     <w:p>
-      <w:r>
+      <w:pPr>
+        <w:rPr>
+          <w:rFonts w:ascii="Arial" w:hAnsi="Arial" w:cs="Arial"/>
+        </w:rPr>
+      </w:pPr>
+      <w:r>
+        <w:rPr>
+          <w:rFonts w:ascii="Arial" w:hAnsi="Arial" w:cs="Arial"/>
+        </w:rPr>
         <w:t xml:space="preserve">    </w:t>
       </w:r>
       <w:proofErr w:type="spellStart"/>
       <w:r>
+        <w:rPr>
+          <w:rFonts w:ascii="Arial" w:hAnsi="Arial" w:cs="Arial"/>
+        </w:rPr>
         <w:t>docx.renderAsync</w:t>
       </w:r>
       <w:proofErr w:type="spellEnd"/>
       <w:r>
+        <w:rPr>
+          <w:rFonts w:ascii="Arial" w:hAnsi="Arial" w:cs="Arial"/>
+        </w:rPr>
         <w:t xml:space="preserve">(data, </w:t>
       </w:r>
       <w:proofErr w:type="spellStart"/>
       <w:r>
+        <w:rPr>
+          <w:rFonts w:ascii="Arial" w:hAnsi="Arial" w:cs="Arial"/>
+        </w:rPr>
         <w:t>document.getElementById</w:t>
       </w:r>
       <w:proofErr w:type="spellEnd"/>
       <w:r>
+        <w:rPr>
+          <w:rFonts w:ascii="Arial" w:hAnsi="Arial" w:cs="Arial"/>
+        </w:rPr>
         <w:t>("document-container"))</w:t>
       </w:r>
     </w:p>
     <w:p>
-      <w:r>
+      <w:pPr>
+        <w:rPr>
+          <w:rFonts w:ascii="Arial" w:hAnsi="Arial" w:cs="Arial"/>
+        </w:rPr>
+      </w:pPr>
+      <w:r>
+        <w:rPr>
+          <w:rFonts w:ascii="Arial" w:hAnsi="Arial" w:cs="Arial"/>
+        </w:rPr>
         <w:t xml:space="preserve">      .then(() =&gt; console.log("Document is ready!"))</w:t>
       </w:r>
     </w:p>
     <w:p>
-      <w:r>
+      <w:pPr>
+        <w:rPr>
+          <w:rFonts w:ascii="Arial" w:hAnsi="Arial" w:cs="Arial"/>
+        </w:rPr>
+      </w:pPr>
+      <w:r>
+        <w:rPr>
+          <w:rFonts w:ascii="Arial" w:hAnsi="Arial" w:cs="Arial"/>
+        </w:rPr>
         <w:t xml:space="preserve">      .catch(error =&gt; </w:t>
       </w:r>
       <w:proofErr w:type="spellStart"/>
       <w:r>
+        <w:rPr>
+          <w:rFonts w:ascii="Arial" w:hAnsi="Arial" w:cs="Arial"/>
+        </w:rPr>
         <w:t>console.error</w:t>
       </w:r>
       <w:proofErr w:type="spellEnd"/>
       <w:r>
+        <w:rPr>
+          <w:rFonts w:ascii="Arial" w:hAnsi="Arial" w:cs="Arial"/>
+        </w:rPr>
         <w:t>("Error:", error));</w:t>
       </w:r>
     </w:p>
     <w:p>
-      <w:r>
+      <w:pPr>
+        <w:rPr>
+          <w:rFonts w:ascii="Arial" w:hAnsi="Arial" w:cs="Arial"/>
+        </w:rPr>
+      </w:pPr>
+      <w:r>
+        <w:rPr>
+          <w:rFonts w:ascii="Arial" w:hAnsi="Arial" w:cs="Arial"/>
+        </w:rPr>
         <w:t xml:space="preserve">  });</w:t>
       </w:r>
       <w:r>
+        <w:rPr>
+          <w:rFonts w:ascii="Arial" w:hAnsi="Arial" w:cs="Arial"/>
+        </w:rPr>
         <w:br w:type="page"/>
       </w:r>
     </w:p>
-    <w:p/>
-    <w:p/>
-    <w:p>
-      <w:r>
+    <w:p>
+      <w:pPr>
+        <w:rPr>
+          <w:rFonts w:ascii="Arial" w:hAnsi="Arial" w:cs="Arial"/>
+          <w:b/>
+          <w:bCs/>
+        </w:rPr>
+      </w:pPr>
+      <w:r>
+        <w:rPr>
+          <w:rFonts w:ascii="Arial" w:hAnsi="Arial" w:cs="Arial"/>
+          <w:b/>
+          <w:bCs/>
+        </w:rPr>
+        <w:lastRenderedPageBreak/>
+        <w:t>Exporting Command Input History</w:t>
+      </w:r>
+    </w:p>
+    <w:p>
+      <w:pPr>
+        <w:numPr>
+          <w:ilvl w:val="0"/>
+          <w:numId w:val="1"/>
+        </w:numPr>
+        <w:rPr>
+          <w:rFonts w:ascii="Arial" w:hAnsi="Arial" w:cs="Arial"/>
+        </w:rPr>
+      </w:pPr>
+      <w:r>
+        <w:rPr>
+          <w:rFonts w:ascii="Arial" w:hAnsi="Arial" w:cs="Arial"/>
+        </w:rPr>
+        <w:t xml:space="preserve">Undock your </w:t>
+      </w:r>
+      <w:proofErr w:type="spellStart"/>
+      <w:r>
+        <w:rPr>
+          <w:rFonts w:ascii="Arial" w:hAnsi="Arial" w:cs="Arial"/>
+        </w:rPr>
+        <w:t>DevTools</w:t>
+      </w:r>
+      <w:proofErr w:type="spellEnd"/>
+      <w:r>
+        <w:rPr>
+          <w:rFonts w:ascii="Arial" w:hAnsi="Arial" w:cs="Arial"/>
+        </w:rPr>
+        <w:t xml:space="preserve"> window into a separate standalone window.</w:t>
+      </w:r>
+    </w:p>
+    <w:p>
+      <w:pPr>
+        <w:numPr>
+          <w:ilvl w:val="0"/>
+          <w:numId w:val="1"/>
+        </w:numPr>
+        <w:rPr>
+          <w:rFonts w:ascii="Arial" w:hAnsi="Arial" w:cs="Arial"/>
+        </w:rPr>
+      </w:pPr>
+      <w:r>
+        <w:rPr>
+          <w:rFonts w:ascii="Arial" w:hAnsi="Arial" w:cs="Arial"/>
+        </w:rPr>
+        <w:t xml:space="preserve">Open a second instance of </w:t>
+      </w:r>
+      <w:proofErr w:type="spellStart"/>
+      <w:r>
+        <w:rPr>
+          <w:rFonts w:ascii="Arial" w:hAnsi="Arial" w:cs="Arial"/>
+        </w:rPr>
+        <w:t>DevTools</w:t>
+      </w:r>
+      <w:proofErr w:type="spellEnd"/>
+      <w:r>
+        <w:rPr>
+          <w:rFonts w:ascii="Arial" w:hAnsi="Arial" w:cs="Arial"/>
+        </w:rPr>
+        <w:t xml:space="preserve"> ("</w:t>
+      </w:r>
+      <w:proofErr w:type="spellStart"/>
+      <w:r>
+        <w:rPr>
+          <w:rFonts w:ascii="Arial" w:hAnsi="Arial" w:cs="Arial"/>
+        </w:rPr>
+        <w:t>DevTools</w:t>
+      </w:r>
+      <w:proofErr w:type="spellEnd"/>
+      <w:r>
+        <w:rPr>
+          <w:rFonts w:ascii="Arial" w:hAnsi="Arial" w:cs="Arial"/>
+        </w:rPr>
+        <w:t xml:space="preserve"> on </w:t>
+      </w:r>
+      <w:proofErr w:type="spellStart"/>
+      <w:r>
+        <w:rPr>
+          <w:rFonts w:ascii="Arial" w:hAnsi="Arial" w:cs="Arial"/>
+        </w:rPr>
+        <w:t>DevTools</w:t>
+      </w:r>
+      <w:proofErr w:type="spellEnd"/>
+      <w:r>
+        <w:rPr>
+          <w:rFonts w:ascii="Arial" w:hAnsi="Arial" w:cs="Arial"/>
+        </w:rPr>
+        <w:t xml:space="preserve">") by pressing </w:t>
+      </w:r>
+      <w:proofErr w:type="spellStart"/>
+      <w:r>
+        <w:rPr>
+          <w:rFonts w:ascii="Arial" w:hAnsi="Arial" w:cs="Arial"/>
+          <w:b/>
+          <w:bCs/>
+        </w:rPr>
+        <w:t>Ctrl+Shift+I</w:t>
+      </w:r>
+      <w:proofErr w:type="spellEnd"/>
+      <w:r>
+        <w:rPr>
+          <w:rFonts w:ascii="Arial" w:hAnsi="Arial" w:cs="Arial"/>
+        </w:rPr>
+        <w:t xml:space="preserve"> (Windows/Linux) or </w:t>
+      </w:r>
+      <w:proofErr w:type="spellStart"/>
+      <w:r>
+        <w:rPr>
+          <w:rFonts w:ascii="Arial" w:hAnsi="Arial" w:cs="Arial"/>
+          <w:b/>
+          <w:bCs/>
+        </w:rPr>
+        <w:t>Cmd+Opt+I</w:t>
+      </w:r>
+      <w:proofErr w:type="spellEnd"/>
+      <w:r>
+        <w:rPr>
+          <w:rFonts w:ascii="Arial" w:hAnsi="Arial" w:cs="Arial"/>
+        </w:rPr>
+        <w:t xml:space="preserve"> (Mac) while focused on the undocked </w:t>
+      </w:r>
+      <w:proofErr w:type="spellStart"/>
+      <w:r>
+        <w:rPr>
+          <w:rFonts w:ascii="Arial" w:hAnsi="Arial" w:cs="Arial"/>
+        </w:rPr>
+        <w:t>DevTools</w:t>
+      </w:r>
+      <w:proofErr w:type="spellEnd"/>
+      <w:r>
+        <w:rPr>
+          <w:rFonts w:ascii="Arial" w:hAnsi="Arial" w:cs="Arial"/>
+        </w:rPr>
+        <w:t xml:space="preserve"> window.</w:t>
+      </w:r>
+    </w:p>
+    <w:p>
+      <w:pPr>
+        <w:numPr>
+          <w:ilvl w:val="0"/>
+          <w:numId w:val="1"/>
+        </w:numPr>
+        <w:rPr>
+          <w:rFonts w:ascii="Arial" w:hAnsi="Arial" w:cs="Arial"/>
+        </w:rPr>
+      </w:pPr>
+      <w:r>
+        <w:rPr>
+          <w:rFonts w:ascii="Arial" w:hAnsi="Arial" w:cs="Arial"/>
+        </w:rPr>
+        <w:t>In this new inspection console, run the following snippet to print and copy your past typed commands:</w:t>
+      </w:r>
+      <w:r>
+        <w:rPr>
+          <w:rFonts w:ascii="Arial" w:hAnsi="Arial" w:cs="Arial"/>
+        </w:rPr>
+        <w:br/>
+        <w:t>copy(</w:t>
+      </w:r>
+      <w:proofErr w:type="spellStart"/>
+      <w:r>
+        <w:rPr>
+          <w:rFonts w:ascii="Arial" w:hAnsi="Arial" w:cs="Arial"/>
+        </w:rPr>
+        <w:t>JSON.parse</w:t>
+      </w:r>
+      <w:proofErr w:type="spellEnd"/>
+      <w:r>
+        <w:rPr>
+          <w:rFonts w:ascii="Arial" w:hAnsi="Arial" w:cs="Arial"/>
+        </w:rPr>
+        <w:t>(</w:t>
+      </w:r>
+      <w:proofErr w:type="spellStart"/>
+      <w:r>
+        <w:rPr>
+          <w:rFonts w:ascii="Arial" w:hAnsi="Arial" w:cs="Arial"/>
+        </w:rPr>
+        <w:t>localStorage.getItem</w:t>
+      </w:r>
+      <w:proofErr w:type="spellEnd"/>
+      <w:r>
+        <w:rPr>
+          <w:rFonts w:ascii="Arial" w:hAnsi="Arial" w:cs="Arial"/>
+        </w:rPr>
+        <w:t xml:space="preserve">("console-history") || </w:t>
+      </w:r>
+      <w:proofErr w:type="spellStart"/>
+      <w:r>
+        <w:rPr>
+          <w:rFonts w:ascii="Arial" w:hAnsi="Arial" w:cs="Arial"/>
+        </w:rPr>
+        <w:t>localStorage.getItem</w:t>
+      </w:r>
+      <w:proofErr w:type="spellEnd"/>
+      <w:r>
+        <w:rPr>
+          <w:rFonts w:ascii="Arial" w:hAnsi="Arial" w:cs="Arial"/>
+        </w:rPr>
+        <w:t>("</w:t>
+      </w:r>
+      <w:proofErr w:type="spellStart"/>
+      <w:r>
+        <w:rPr>
+          <w:rFonts w:ascii="Arial" w:hAnsi="Arial" w:cs="Arial"/>
+        </w:rPr>
+        <w:t>consoleHistory</w:t>
+      </w:r>
+      <w:proofErr w:type="spellEnd"/>
+      <w:r>
+        <w:rPr>
+          <w:rFonts w:ascii="Arial" w:hAnsi="Arial" w:cs="Arial"/>
+        </w:rPr>
+        <w:t>")))</w:t>
+      </w:r>
+    </w:p>
+    <w:p>
+      <w:pPr>
+        <w:numPr>
+          <w:ilvl w:val="0"/>
+          <w:numId w:val="1"/>
+        </w:numPr>
+        <w:rPr>
+          <w:rFonts w:ascii="Arial" w:hAnsi="Arial" w:cs="Arial"/>
+        </w:rPr>
+      </w:pPr>
+      <w:r>
+        <w:rPr>
+          <w:rFonts w:ascii="Arial" w:hAnsi="Arial" w:cs="Arial"/>
+        </w:rPr>
+        <w:t>Paste the copied JSON array into any text file and save it. [</w:t>
+      </w:r>
+      <w:hyperlink r:id="rId5" w:history="1">
+        <w:r>
+          <w:rPr>
+            <w:rStyle w:val="Hyperlink"/>
+            <w:rFonts w:ascii="Arial" w:hAnsi="Arial" w:cs="Arial"/>
+          </w:rPr>
+          <w:t>1</w:t>
+        </w:r>
+      </w:hyperlink>
+      <w:r>
+        <w:rPr>
+          <w:rFonts w:ascii="Arial" w:hAnsi="Arial" w:cs="Arial"/>
+        </w:rPr>
+        <w:t xml:space="preserve">, </w:t>
+      </w:r>
+      <w:hyperlink r:id="rId6" w:history="1">
+        <w:r>
+          <w:rPr>
+            <w:rStyle w:val="Hyperlink"/>
+            <w:rFonts w:ascii="Arial" w:hAnsi="Arial" w:cs="Arial"/>
+          </w:rPr>
+          <w:t>2</w:t>
+        </w:r>
+      </w:hyperlink>
+      <w:r>
+        <w:rPr>
+          <w:rFonts w:ascii="Arial" w:hAnsi="Arial" w:cs="Arial"/>
+        </w:rPr>
+        <w:t xml:space="preserve">, </w:t>
+      </w:r>
+      <w:hyperlink r:id="rId7" w:history="1">
+        <w:r>
+          <w:rPr>
+            <w:rStyle w:val="Hyperlink"/>
+            <w:rFonts w:ascii="Arial" w:hAnsi="Arial" w:cs="Arial"/>
+          </w:rPr>
+          <w:t>3</w:t>
+        </w:r>
+      </w:hyperlink>
+      <w:r>
+        <w:rPr>
+          <w:rFonts w:ascii="Arial" w:hAnsi="Arial" w:cs="Arial"/>
+        </w:rPr>
+        <w:t xml:space="preserve">, </w:t>
+      </w:r>
+      <w:hyperlink r:id="rId8" w:history="1">
+        <w:r>
+          <w:rPr>
+            <w:rStyle w:val="Hyperlink"/>
+            <w:rFonts w:ascii="Arial" w:hAnsi="Arial" w:cs="Arial"/>
+          </w:rPr>
+          <w:t>4</w:t>
+        </w:r>
+      </w:hyperlink>
+      <w:r>
+        <w:rPr>
+          <w:rFonts w:ascii="Arial" w:hAnsi="Arial" w:cs="Arial"/>
+        </w:rPr>
+        <w:t xml:space="preserve">, </w:t>
+      </w:r>
+      <w:hyperlink r:id="rId9" w:history="1">
+        <w:r>
+          <w:rPr>
+            <w:rStyle w:val="Hyperlink"/>
+            <w:rFonts w:ascii="Arial" w:hAnsi="Arial" w:cs="Arial"/>
+          </w:rPr>
+          <w:t>6</w:t>
+        </w:r>
+      </w:hyperlink>
+      <w:r>
+        <w:rPr>
+          <w:rFonts w:ascii="Arial" w:hAnsi="Arial" w:cs="Arial"/>
+        </w:rPr>
+        <w:t>]</w:t>
+      </w:r>
+    </w:p>
+    <w:p>
+      <w:pPr>
+        <w:rPr>
+          <w:rFonts w:ascii="Arial" w:hAnsi="Arial" w:cs="Arial"/>
+        </w:rPr>
+      </w:pPr>
+      <w:r>
+        <w:rPr>
+          <w:rFonts w:ascii="Arial" w:hAnsi="Arial" w:cs="Arial"/>
+        </w:rPr>
+        <w:t>( it is now on the CLIPBOARD )</w:t>
+      </w:r>
+    </w:p>
+    <w:p>
+      <w:pPr>
+        <w:rPr>
+          <w:rFonts w:ascii="Arial" w:hAnsi="Arial" w:cs="Arial"/>
+        </w:rPr>
+      </w:pPr>
+    </w:p>
+    <w:p>
+      <w:pPr>
+        <w:rPr>
+          <w:rFonts w:ascii="Arial" w:hAnsi="Arial" w:cs="Arial"/>
+        </w:rPr>
+      </w:pPr>
+      <w:r>
+        <w:rPr>
+          <w:rFonts w:ascii="Arial" w:hAnsi="Arial" w:cs="Arial"/>
+        </w:rPr>
         <w:t>*************************************************************************************</w:t>
       </w:r>
     </w:p>
-    <w:p/>
-    <w:p/>
+    <w:p>
+      <w:pPr>
+        <w:rPr>
+          <w:rFonts w:ascii="Arial" w:hAnsi="Arial" w:cs="Arial"/>
+        </w:rPr>
+      </w:pPr>
+    </w:p>
+    <w:p>
+      <w:pPr>
+        <w:rPr>
+          <w:rFonts w:ascii="Arial" w:hAnsi="Arial" w:cs="Arial"/>
+        </w:rPr>
+      </w:pPr>
+    </w:p>
     <w:sectPr>
       <w:pgSz w:w="12240" w:h="15840"/>
       <w:pgMar w:top="1440" w:right="1440" w:bottom="1440" w:left="1440" w:header="720" w:footer="720" w:gutter="0"/>
@@ -491,6 +1417,163 @@
     </w:sectPr>
   </w:body>
 </w:document>
+</file>
+
+<file path=word/numbering.xml><?xml version="1.0" encoding="utf-8"?>
+<w:numbering xmlns:wpc="http://schemas.microsoft.com/office/word/2010/wordprocessingCanvas" xmlns:cx="http://schemas.microsoft.com/office/drawing/2014/chartex" xmlns:cx1="http://schemas.microsoft.com/office/drawing/2015/9/8/chartex" xmlns:cx2="http://schemas.microsoft.com/office/drawing/2015/10/21/chartex" xmlns:cx3="http://schemas.microsoft.com/office/drawing/2016/5/9/chartex" xmlns:cx4="http://schemas.microsoft.com/office/drawing/2016/5/10/chartex" xmlns:cx5="http://schemas.microsoft.com/office/drawing/2016/5/11/chartex" xmlns:cx6="http://schemas.microsoft.com/office/drawing/2016/5/12/chartex" xmlns:cx7="http://schemas.microsoft.com/office/drawing/2016/5/13/chartex" xmlns:cx8="http://schemas.microsoft.com/office/drawing/2016/5/14/chartex" xmlns:mc="http://schemas.openxmlformats.org/markup-compatibility/2006" xmlns:aink="http://schemas.microsoft.com/office/drawing/2016/ink" xmlns:am3d="http://schemas.microsoft.com/office/drawing/2017/model3d" xmlns:o="urn:schemas-microsoft-com:office:office" xmlns:oel="http://schemas.microsoft.com/office/2019/extlst" xmlns:r="http://schemas.openxmlformats.org/officeDocument/2006/relationships" xmlns:m="http://schemas.openxmlformats.org/officeDocument/2006/math" xmlns:v="urn:schemas-microsoft-com:vml" xmlns:wp14="http://schemas.microsoft.com/office/word/2010/wordprocessingDrawing" xmlns:wp="http://schemas.openxmlformats.org/drawingml/2006/wordprocessingDrawing" xmlns:w10="urn:schemas-microsoft-com:office:word" xmlns:w="http://schemas.openxmlformats.org/wordprocessingml/2006/main" xmlns:w14="http://schemas.microsoft.com/office/word/2010/wordml" xmlns:w15="http://schemas.microsoft.com/office/word/2012/wordml" xmlns:w16cex="http://schemas.microsoft.com/office/word/2018/wordml/cex" xmlns:w16cid="http://schemas.microsoft.com/office/word/2016/wordml/cid" xmlns:w16="http://schemas.microsoft.com/office/word/2018/wordml" xmlns:w16du="http://schemas.microsoft.com/office/word/2023/wordml/word16du" xmlns:w16sdtdh="http://schemas.microsoft.com/office/word/2020/wordml/sdtdatahash" xmlns:w16sdtfl="http://schemas.microsoft.com/office/word/2024/wordml/sdtformatlock" xmlns:w16se="http://schemas.microsoft.com/office/word/2015/wordml/symex" xmlns:wpg="http://schemas.microsoft.com/office/word/2010/wordprocessingGroup" xmlns:wpi="http://schemas.microsoft.com/office/word/2010/wordprocessingInk" xmlns:wne="http://schemas.microsoft.com/office/word/2006/wordml" xmlns:wps="http://schemas.microsoft.com/office/word/2010/wordprocessingShape" mc:Ignorable="w14 w15 w16se w16cid w16 w16cex w16sdtdh w16sdtfl w16du wp14">
+  <w:abstractNum w:abstractNumId="0" w15:restartNumberingAfterBreak="0">
+    <w:nsid w:val="295A1B6C"/>
+    <w:multiLevelType w:val="multilevel"/>
+    <w:tmpl w:val="5C220BE6"/>
+    <w:lvl w:ilvl="0">
+      <w:start w:val="1"/>
+      <w:numFmt w:val="bullet"/>
+      <w:lvlText w:val=""/>
+      <w:lvlJc w:val="left"/>
+      <w:pPr>
+        <w:tabs>
+          <w:tab w:val="num" w:pos="720"/>
+        </w:tabs>
+        <w:ind w:left="720" w:hanging="360"/>
+      </w:pPr>
+      <w:rPr>
+        <w:rFonts w:ascii="Symbol" w:hAnsi="Symbol" w:hint="default"/>
+        <w:sz w:val="20"/>
+      </w:rPr>
+    </w:lvl>
+    <w:lvl w:ilvl="1" w:tentative="1">
+      <w:start w:val="1"/>
+      <w:numFmt w:val="bullet"/>
+      <w:lvlText w:val="o"/>
+      <w:lvlJc w:val="left"/>
+      <w:pPr>
+        <w:tabs>
+          <w:tab w:val="num" w:pos="1440"/>
+        </w:tabs>
+        <w:ind w:left="1440" w:hanging="360"/>
+      </w:pPr>
+      <w:rPr>
+        <w:rFonts w:ascii="Courier New" w:hAnsi="Courier New" w:hint="default"/>
+        <w:sz w:val="20"/>
+      </w:rPr>
+    </w:lvl>
+    <w:lvl w:ilvl="2" w:tentative="1">
+      <w:start w:val="1"/>
+      <w:numFmt w:val="bullet"/>
+      <w:lvlText w:val=""/>
+      <w:lvlJc w:val="left"/>
+      <w:pPr>
+        <w:tabs>
+          <w:tab w:val="num" w:pos="2160"/>
+        </w:tabs>
+        <w:ind w:left="2160" w:hanging="360"/>
+      </w:pPr>
+      <w:rPr>
+        <w:rFonts w:ascii="Wingdings" w:hAnsi="Wingdings" w:hint="default"/>
+        <w:sz w:val="20"/>
+      </w:rPr>
+    </w:lvl>
+    <w:lvl w:ilvl="3" w:tentative="1">
+      <w:start w:val="1"/>
+      <w:numFmt w:val="bullet"/>
+      <w:lvlText w:val=""/>
+      <w:lvlJc w:val="left"/>
+      <w:pPr>
+        <w:tabs>
+          <w:tab w:val="num" w:pos="2880"/>
+        </w:tabs>
+        <w:ind w:left="2880" w:hanging="360"/>
+      </w:pPr>
+      <w:rPr>
+        <w:rFonts w:ascii="Wingdings" w:hAnsi="Wingdings" w:hint="default"/>
+        <w:sz w:val="20"/>
+      </w:rPr>
+    </w:lvl>
+    <w:lvl w:ilvl="4" w:tentative="1">
+      <w:start w:val="1"/>
+      <w:numFmt w:val="bullet"/>
+      <w:lvlText w:val=""/>
+      <w:lvlJc w:val="left"/>
+      <w:pPr>
+        <w:tabs>
+          <w:tab w:val="num" w:pos="3600"/>
+        </w:tabs>
+        <w:ind w:left="3600" w:hanging="360"/>
+      </w:pPr>
+      <w:rPr>
+        <w:rFonts w:ascii="Wingdings" w:hAnsi="Wingdings" w:hint="default"/>
+        <w:sz w:val="20"/>
+      </w:rPr>
+    </w:lvl>
+    <w:lvl w:ilvl="5" w:tentative="1">
+      <w:start w:val="1"/>
+      <w:numFmt w:val="bullet"/>
+      <w:lvlText w:val=""/>
+      <w:lvlJc w:val="left"/>
+      <w:pPr>
+        <w:tabs>
+          <w:tab w:val="num" w:pos="4320"/>
+        </w:tabs>
+        <w:ind w:left="4320" w:hanging="360"/>
+      </w:pPr>
+      <w:rPr>
+        <w:rFonts w:ascii="Wingdings" w:hAnsi="Wingdings" w:hint="default"/>
+        <w:sz w:val="20"/>
+      </w:rPr>
+    </w:lvl>
+    <w:lvl w:ilvl="6" w:tentative="1">
+      <w:start w:val="1"/>
+      <w:numFmt w:val="bullet"/>
+      <w:lvlText w:val=""/>
+      <w:lvlJc w:val="left"/>
+      <w:pPr>
+        <w:tabs>
+          <w:tab w:val="num" w:pos="5040"/>
+        </w:tabs>
+        <w:ind w:left="5040" w:hanging="360"/>
+      </w:pPr>
+      <w:rPr>
+        <w:rFonts w:ascii="Wingdings" w:hAnsi="Wingdings" w:hint="default"/>
+        <w:sz w:val="20"/>
+      </w:rPr>
+    </w:lvl>
+    <w:lvl w:ilvl="7" w:tentative="1">
+      <w:start w:val="1"/>
+      <w:numFmt w:val="bullet"/>
+      <w:lvlText w:val=""/>
+      <w:lvlJc w:val="left"/>
+      <w:pPr>
+        <w:tabs>
+          <w:tab w:val="num" w:pos="5760"/>
+        </w:tabs>
+        <w:ind w:left="5760" w:hanging="360"/>
+      </w:pPr>
+      <w:rPr>
+        <w:rFonts w:ascii="Wingdings" w:hAnsi="Wingdings" w:hint="default"/>
+        <w:sz w:val="20"/>
+      </w:rPr>
+    </w:lvl>
+    <w:lvl w:ilvl="8" w:tentative="1">
+      <w:start w:val="1"/>
+      <w:numFmt w:val="bullet"/>
+      <w:lvlText w:val=""/>
+      <w:lvlJc w:val="left"/>
+      <w:pPr>
+        <w:tabs>
+          <w:tab w:val="num" w:pos="6480"/>
+        </w:tabs>
+        <w:ind w:left="6480" w:hanging="360"/>
+      </w:pPr>
+      <w:rPr>
+        <w:rFonts w:ascii="Wingdings" w:hAnsi="Wingdings" w:hint="default"/>
+        <w:sz w:val="20"/>
+      </w:rPr>
+    </w:lvl>
+  </w:abstractNum>
+  <w:num w:numId="1" w16cid:durableId="1599944516">
+    <w:abstractNumId w:val="0"/>
+  </w:num>
+</w:numbering>
 </file>
 
 <file path=word/styles.xml><?xml version="1.0" encoding="utf-8"?>
@@ -1097,7 +2180,6 @@
   <w:style w:type="character" w:default="1" w:styleId="DefaultParagraphFont">
     <w:name w:val="Default Paragraph Font"/>
     <w:uiPriority w:val="1"/>
-    <w:semiHidden/>
     <w:unhideWhenUsed/>
   </w:style>
   <w:style w:type="table" w:default="1" w:styleId="TableNormal">
@@ -1409,6 +2491,29 @@
       <w:smallCaps/>
       <w:color w:val="0F4761" w:themeColor="accent1" w:themeShade="BF"/>
       <w:spacing w:val="5"/>
+    </w:rPr>
+  </w:style>
+  <w:style w:type="character" w:styleId="Hyperlink">
+    <w:name w:val="Hyperlink"/>
+    <w:basedOn w:val="DefaultParagraphFont"/>
+    <w:uiPriority w:val="99"/>
+    <w:unhideWhenUsed/>
+    <w:rsid w:val="00815CCE"/>
+    <w:rPr>
+      <w:color w:val="467886" w:themeColor="hyperlink"/>
+      <w:u w:val="single"/>
+    </w:rPr>
+  </w:style>
+  <w:style w:type="character" w:styleId="UnresolvedMention">
+    <w:name w:val="Unresolved Mention"/>
+    <w:basedOn w:val="DefaultParagraphFont"/>
+    <w:uiPriority w:val="99"/>
+    <w:semiHidden/>
+    <w:unhideWhenUsed/>
+    <w:rsid w:val="00815CCE"/>
+    <w:rPr>
+      <w:color w:val="605E5C"/>
+      <w:shd w:val="clear" w:color="auto" w:fill="E1DFDD"/>
     </w:rPr>
   </w:style>
 </w:styles>

--- a/pdf/AInotes.docx
+++ b/pdf/AInotes.docx
@@ -266,8 +266,18 @@
       <w:pPr>
         <w:rPr>
           <w:rFonts w:ascii="Arial" w:hAnsi="Arial" w:cs="Arial"/>
-        </w:rPr>
-      </w:pPr>
+          <w:b/>
+          <w:bCs/>
+        </w:rPr>
+      </w:pPr>
+      <w:r>
+        <w:rPr>
+          <w:rFonts w:ascii="Arial" w:hAnsi="Arial" w:cs="Arial"/>
+          <w:b/>
+          <w:bCs/>
+        </w:rPr>
+        <w:t>Short selector:</w:t>
+      </w:r>
     </w:p>
     <w:p>
       <w:pPr>
@@ -323,6 +333,29 @@
         </w:rPr>
         <w:t>);</w:t>
       </w:r>
+      <w:r>
+        <w:rPr>
+          <w:rFonts w:ascii="Arial" w:hAnsi="Arial" w:cs="Arial"/>
+        </w:rPr>
+        <w:br/>
+      </w:r>
+    </w:p>
+    <w:p>
+      <w:pPr>
+        <w:rPr>
+          <w:rFonts w:ascii="Arial" w:hAnsi="Arial" w:cs="Arial"/>
+          <w:b/>
+          <w:bCs/>
+        </w:rPr>
+      </w:pPr>
+      <w:r>
+        <w:rPr>
+          <w:rFonts w:ascii="Arial" w:hAnsi="Arial" w:cs="Arial"/>
+          <w:b/>
+          <w:bCs/>
+        </w:rPr>
+        <w:t>Multi selector:</w:t>
+      </w:r>
     </w:p>
     <w:p>
       <w:pPr>
@@ -446,6 +479,14 @@
           <w:rFonts w:ascii="Arial" w:hAnsi="Arial" w:cs="Arial"/>
         </w:rPr>
       </w:pPr>
+      <w:r>
+        <w:rPr>
+          <w:rFonts w:ascii="Arial" w:hAnsi="Arial" w:cs="Arial"/>
+          <w:b/>
+          <w:bCs/>
+        </w:rPr>
+        <w:t>Scroll to top:</w:t>
+      </w:r>
     </w:p>
     <w:p>
       <w:pPr>
@@ -494,6 +535,53 @@
           <w:rFonts w:ascii="Arial" w:hAnsi="Arial" w:cs="Arial"/>
         </w:rPr>
         <w:t>);</w:t>
+      </w:r>
+      <w:r>
+        <w:rPr>
+          <w:rFonts w:ascii="Arial" w:hAnsi="Arial" w:cs="Arial"/>
+        </w:rPr>
+        <w:br/>
+      </w:r>
+      <w:r>
+        <w:rPr>
+          <w:rFonts w:ascii="Arial" w:hAnsi="Arial" w:cs="Arial"/>
+        </w:rPr>
+        <w:br/>
+      </w:r>
+      <w:r>
+        <w:rPr>
+          <w:rFonts w:ascii="Arial" w:hAnsi="Arial" w:cs="Arial"/>
+          <w:b/>
+          <w:bCs/>
+        </w:rPr>
+        <w:t>Make page editable:</w:t>
+      </w:r>
+      <w:r>
+        <w:rPr>
+          <w:rFonts w:ascii="Arial" w:hAnsi="Arial" w:cs="Arial"/>
+        </w:rPr>
+        <w:t xml:space="preserve"> </w:t>
+      </w:r>
+    </w:p>
+    <w:p>
+      <w:pPr>
+        <w:rPr>
+          <w:rFonts w:ascii="Arial" w:hAnsi="Arial" w:cs="Arial"/>
+        </w:rPr>
+      </w:pPr>
+      <w:proofErr w:type="spellStart"/>
+      <w:r>
+        <w:rPr>
+          <w:rFonts w:ascii="Arial" w:hAnsi="Arial" w:cs="Arial"/>
+        </w:rPr>
+        <w:t>document.designMode</w:t>
+      </w:r>
+      <w:proofErr w:type="spellEnd"/>
+      <w:r>
+        <w:rPr>
+          <w:rFonts w:ascii="Arial" w:hAnsi="Arial" w:cs="Arial"/>
+        </w:rPr>
+        <w:t xml:space="preserve"> = 'on';</w:t>
       </w:r>
     </w:p>
     <w:p>

--- a/pdf/AInotes.docx
+++ b/pdf/AInotes.docx
@@ -590,12 +590,20 @@
           <w:rFonts w:ascii="Arial" w:hAnsi="Arial" w:cs="Arial"/>
         </w:rPr>
       </w:pPr>
-      <w:r>
-        <w:rPr>
-          <w:rFonts w:ascii="Arial" w:hAnsi="Arial" w:cs="Arial"/>
-        </w:rPr>
-        <w:br w:type="page"/>
-      </w:r>
+    </w:p>
+    <w:p>
+      <w:pPr>
+        <w:rPr>
+          <w:rFonts w:ascii="Arial" w:hAnsi="Arial" w:cs="Arial"/>
+        </w:rPr>
+      </w:pPr>
+    </w:p>
+    <w:p>
+      <w:pPr>
+        <w:rPr>
+          <w:rFonts w:ascii="Arial" w:hAnsi="Arial" w:cs="Arial"/>
+        </w:rPr>
+      </w:pPr>
     </w:p>
     <w:p>
       <w:pPr>
@@ -1117,12 +1125,13 @@
         </w:rPr>
         <w:t xml:space="preserve">  });</w:t>
       </w:r>
-      <w:r>
-        <w:rPr>
-          <w:rFonts w:ascii="Arial" w:hAnsi="Arial" w:cs="Arial"/>
-        </w:rPr>
-        <w:br w:type="page"/>
-      </w:r>
+    </w:p>
+    <w:p>
+      <w:pPr>
+        <w:rPr>
+          <w:rFonts w:ascii="Arial" w:hAnsi="Arial" w:cs="Arial"/>
+        </w:rPr>
+      </w:pPr>
     </w:p>
     <w:p>
       <w:pPr>

--- a/pdf/AInotes.docx
+++ b/pdf/AInotes.docx
@@ -6,266 +6,6 @@
       <w:pPr>
         <w:rPr>
           <w:rFonts w:ascii="Arial" w:hAnsi="Arial" w:cs="Arial"/>
-        </w:rPr>
-      </w:pPr>
-      <w:r>
-        <w:rPr>
-          <w:rFonts w:ascii="Arial" w:hAnsi="Arial" w:cs="Arial"/>
-        </w:rPr>
-        <w:t>$$('</w:t>
-      </w:r>
-      <w:proofErr w:type="spellStart"/>
-      <w:r>
-        <w:rPr>
-          <w:rFonts w:ascii="Arial" w:hAnsi="Arial" w:cs="Arial"/>
-        </w:rPr>
-        <w:t>img</w:t>
-      </w:r>
-      <w:proofErr w:type="spellEnd"/>
-      <w:r>
-        <w:rPr>
-          <w:rFonts w:ascii="Arial" w:hAnsi="Arial" w:cs="Arial"/>
-        </w:rPr>
-        <w:t>').</w:t>
-      </w:r>
-      <w:proofErr w:type="spellStart"/>
-      <w:r>
-        <w:rPr>
-          <w:rFonts w:ascii="Arial" w:hAnsi="Arial" w:cs="Arial"/>
-        </w:rPr>
-        <w:t>forEach</w:t>
-      </w:r>
-      <w:proofErr w:type="spellEnd"/>
-      <w:r>
-        <w:rPr>
-          <w:rFonts w:ascii="Arial" w:hAnsi="Arial" w:cs="Arial"/>
-        </w:rPr>
-        <w:t>( (</w:t>
-      </w:r>
-      <w:proofErr w:type="spellStart"/>
-      <w:r>
-        <w:rPr>
-          <w:rFonts w:ascii="Arial" w:hAnsi="Arial" w:cs="Arial"/>
-        </w:rPr>
-        <w:t>img</w:t>
-      </w:r>
-      <w:proofErr w:type="spellEnd"/>
-      <w:r>
-        <w:rPr>
-          <w:rFonts w:ascii="Arial" w:hAnsi="Arial" w:cs="Arial"/>
-        </w:rPr>
-        <w:t>) =&gt;</w:t>
-      </w:r>
-    </w:p>
-    <w:p>
-      <w:pPr>
-        <w:rPr>
-          <w:rFonts w:ascii="Arial" w:hAnsi="Arial" w:cs="Arial"/>
-        </w:rPr>
-      </w:pPr>
-      <w:r>
-        <w:rPr>
-          <w:rFonts w:ascii="Arial" w:hAnsi="Arial" w:cs="Arial"/>
-        </w:rPr>
-        <w:t xml:space="preserve">    {</w:t>
-      </w:r>
-      <w:proofErr w:type="spellStart"/>
-      <w:r>
-        <w:rPr>
-          <w:rFonts w:ascii="Arial" w:hAnsi="Arial" w:cs="Arial"/>
-        </w:rPr>
-        <w:t>img.style.display</w:t>
-      </w:r>
-      <w:proofErr w:type="spellEnd"/>
-      <w:r>
-        <w:rPr>
-          <w:rFonts w:ascii="Arial" w:hAnsi="Arial" w:cs="Arial"/>
-        </w:rPr>
-        <w:t xml:space="preserve"> = (</w:t>
-      </w:r>
-      <w:proofErr w:type="spellStart"/>
-      <w:r>
-        <w:rPr>
-          <w:rFonts w:ascii="Arial" w:hAnsi="Arial" w:cs="Arial"/>
-        </w:rPr>
-        <w:t>img.style.display</w:t>
-      </w:r>
-      <w:proofErr w:type="spellEnd"/>
-      <w:r>
-        <w:rPr>
-          <w:rFonts w:ascii="Arial" w:hAnsi="Arial" w:cs="Arial"/>
-        </w:rPr>
-        <w:t xml:space="preserve"> === 'none') ? '' : 'none';</w:t>
-      </w:r>
-    </w:p>
-    <w:p>
-      <w:pPr>
-        <w:rPr>
-          <w:rFonts w:ascii="Arial" w:hAnsi="Arial" w:cs="Arial"/>
-        </w:rPr>
-      </w:pPr>
-      <w:r>
-        <w:rPr>
-          <w:rFonts w:ascii="Arial" w:hAnsi="Arial" w:cs="Arial"/>
-        </w:rPr>
-        <w:t>})</w:t>
-      </w:r>
-    </w:p>
-    <w:p>
-      <w:pPr>
-        <w:rPr>
-          <w:rFonts w:ascii="Arial" w:hAnsi="Arial" w:cs="Arial"/>
-        </w:rPr>
-      </w:pPr>
-    </w:p>
-    <w:p>
-      <w:pPr>
-        <w:rPr>
-          <w:rFonts w:ascii="Arial" w:hAnsi="Arial" w:cs="Arial"/>
-        </w:rPr>
-      </w:pPr>
-      <w:proofErr w:type="spellStart"/>
-      <w:r>
-        <w:rPr>
-          <w:rFonts w:ascii="Arial" w:hAnsi="Arial" w:cs="Arial"/>
-        </w:rPr>
-        <w:t>document.querySelectorAll</w:t>
-      </w:r>
-      <w:proofErr w:type="spellEnd"/>
-      <w:r>
-        <w:rPr>
-          <w:rFonts w:ascii="Arial" w:hAnsi="Arial" w:cs="Arial"/>
-        </w:rPr>
-        <w:t>('</w:t>
-      </w:r>
-      <w:proofErr w:type="spellStart"/>
-      <w:r>
-        <w:rPr>
-          <w:rFonts w:ascii="Arial" w:hAnsi="Arial" w:cs="Arial"/>
-        </w:rPr>
-        <w:t>img</w:t>
-      </w:r>
-      <w:proofErr w:type="spellEnd"/>
-      <w:r>
-        <w:rPr>
-          <w:rFonts w:ascii="Arial" w:hAnsi="Arial" w:cs="Arial"/>
-        </w:rPr>
-        <w:t>').</w:t>
-      </w:r>
-      <w:proofErr w:type="spellStart"/>
-      <w:r>
-        <w:rPr>
-          <w:rFonts w:ascii="Arial" w:hAnsi="Arial" w:cs="Arial"/>
-        </w:rPr>
-        <w:t>forEach</w:t>
-      </w:r>
-      <w:proofErr w:type="spellEnd"/>
-      <w:r>
-        <w:rPr>
-          <w:rFonts w:ascii="Arial" w:hAnsi="Arial" w:cs="Arial"/>
-        </w:rPr>
-        <w:t>(</w:t>
-      </w:r>
-      <w:proofErr w:type="spellStart"/>
-      <w:r>
-        <w:rPr>
-          <w:rFonts w:ascii="Arial" w:hAnsi="Arial" w:cs="Arial"/>
-        </w:rPr>
-        <w:t>img</w:t>
-      </w:r>
-      <w:proofErr w:type="spellEnd"/>
-      <w:r>
-        <w:rPr>
-          <w:rFonts w:ascii="Arial" w:hAnsi="Arial" w:cs="Arial"/>
-        </w:rPr>
-        <w:t xml:space="preserve"> =&gt; {</w:t>
-      </w:r>
-    </w:p>
-    <w:p>
-      <w:pPr>
-        <w:rPr>
-          <w:rFonts w:ascii="Arial" w:hAnsi="Arial" w:cs="Arial"/>
-        </w:rPr>
-      </w:pPr>
-      <w:r>
-        <w:rPr>
-          <w:rFonts w:ascii="Arial" w:hAnsi="Arial" w:cs="Arial"/>
-        </w:rPr>
-        <w:t xml:space="preserve">  </w:t>
-      </w:r>
-      <w:proofErr w:type="spellStart"/>
-      <w:r>
-        <w:rPr>
-          <w:rFonts w:ascii="Arial" w:hAnsi="Arial" w:cs="Arial"/>
-        </w:rPr>
-        <w:t>img.style.display</w:t>
-      </w:r>
-      <w:proofErr w:type="spellEnd"/>
-      <w:r>
-        <w:rPr>
-          <w:rFonts w:ascii="Arial" w:hAnsi="Arial" w:cs="Arial"/>
-        </w:rPr>
-        <w:t xml:space="preserve"> = (</w:t>
-      </w:r>
-      <w:proofErr w:type="spellStart"/>
-      <w:r>
-        <w:rPr>
-          <w:rFonts w:ascii="Arial" w:hAnsi="Arial" w:cs="Arial"/>
-        </w:rPr>
-        <w:t>img.style.display</w:t>
-      </w:r>
-      <w:proofErr w:type="spellEnd"/>
-      <w:r>
-        <w:rPr>
-          <w:rFonts w:ascii="Arial" w:hAnsi="Arial" w:cs="Arial"/>
-        </w:rPr>
-        <w:t xml:space="preserve"> === 'none') ? '' : 'none';</w:t>
-      </w:r>
-    </w:p>
-    <w:p>
-      <w:pPr>
-        <w:rPr>
-          <w:rFonts w:ascii="Arial" w:hAnsi="Arial" w:cs="Arial"/>
-        </w:rPr>
-      </w:pPr>
-      <w:r>
-        <w:rPr>
-          <w:rFonts w:ascii="Arial" w:hAnsi="Arial" w:cs="Arial"/>
-        </w:rPr>
-        <w:t>});]</w:t>
-      </w:r>
-    </w:p>
-    <w:p>
-      <w:pPr>
-        <w:rPr>
-          <w:rFonts w:ascii="Arial" w:hAnsi="Arial" w:cs="Arial"/>
-        </w:rPr>
-      </w:pPr>
-    </w:p>
-    <w:p>
-      <w:pPr>
-        <w:rPr>
-          <w:rFonts w:ascii="Arial" w:hAnsi="Arial" w:cs="Arial"/>
-        </w:rPr>
-      </w:pPr>
-      <w:r>
-        <w:rPr>
-          <w:rFonts w:ascii="Arial" w:hAnsi="Arial" w:cs="Arial"/>
-        </w:rPr>
-        <w:t>*************************************************************************************</w:t>
-      </w:r>
-    </w:p>
-    <w:p>
-      <w:pPr>
-        <w:rPr>
-          <w:rFonts w:ascii="Arial" w:hAnsi="Arial" w:cs="Arial"/>
-        </w:rPr>
-      </w:pPr>
-    </w:p>
-    <w:p>
-      <w:pPr>
-        <w:rPr>
-          <w:rFonts w:ascii="Arial" w:hAnsi="Arial" w:cs="Arial"/>
           <w:b/>
           <w:bCs/>
         </w:rPr>
@@ -452,26 +192,12 @@
           <w:rFonts w:ascii="Arial" w:hAnsi="Arial" w:cs="Arial"/>
         </w:rPr>
       </w:pPr>
-    </w:p>
-    <w:p>
-      <w:pPr>
-        <w:rPr>
-          <w:rFonts w:ascii="Arial" w:hAnsi="Arial" w:cs="Arial"/>
-        </w:rPr>
-      </w:pPr>
       <w:r>
         <w:rPr>
           <w:rFonts w:ascii="Arial" w:hAnsi="Arial" w:cs="Arial"/>
         </w:rPr>
         <w:t>*************************************************************************************</w:t>
       </w:r>
-    </w:p>
-    <w:p>
-      <w:pPr>
-        <w:rPr>
-          <w:rFonts w:ascii="Arial" w:hAnsi="Arial" w:cs="Arial"/>
-        </w:rPr>
-      </w:pPr>
     </w:p>
     <w:p>
       <w:pPr>
@@ -485,669 +211,1149 @@
           <w:b/>
           <w:bCs/>
         </w:rPr>
-        <w:t>Scroll to top:</w:t>
-      </w:r>
-    </w:p>
-    <w:p>
-      <w:pPr>
-        <w:rPr>
-          <w:rFonts w:ascii="Arial" w:hAnsi="Arial" w:cs="Arial"/>
-        </w:rPr>
-      </w:pPr>
-      <w:proofErr w:type="spellStart"/>
-      <w:r>
-        <w:rPr>
-          <w:rFonts w:ascii="Arial" w:hAnsi="Arial" w:cs="Arial"/>
-        </w:rPr>
-        <w:t>window.</w:t>
-      </w:r>
-      <w:proofErr w:type="gramStart"/>
-      <w:r>
-        <w:rPr>
-          <w:rFonts w:ascii="Arial" w:hAnsi="Arial" w:cs="Arial"/>
-        </w:rPr>
-        <w:t>scrollTo</w:t>
-      </w:r>
-      <w:proofErr w:type="spellEnd"/>
-      <w:r>
-        <w:rPr>
-          <w:rFonts w:ascii="Arial" w:hAnsi="Arial" w:cs="Arial"/>
-        </w:rPr>
-        <w:t>({ top</w:t>
-      </w:r>
-      <w:proofErr w:type="gramEnd"/>
-      <w:r>
-        <w:rPr>
-          <w:rFonts w:ascii="Arial" w:hAnsi="Arial" w:cs="Arial"/>
-        </w:rPr>
-        <w:t>: 0, behavior: '</w:t>
-      </w:r>
-      <w:proofErr w:type="gramStart"/>
-      <w:r>
-        <w:rPr>
-          <w:rFonts w:ascii="Arial" w:hAnsi="Arial" w:cs="Arial"/>
-        </w:rPr>
-        <w:t>smooth' }</w:t>
-      </w:r>
-      <w:proofErr w:type="gramEnd"/>
-      <w:r>
-        <w:rPr>
-          <w:rFonts w:ascii="Arial" w:hAnsi="Arial" w:cs="Arial"/>
-        </w:rPr>
-        <w:t>);</w:t>
-      </w:r>
-      <w:r>
-        <w:rPr>
-          <w:rFonts w:ascii="Arial" w:hAnsi="Arial" w:cs="Arial"/>
-        </w:rPr>
-        <w:br/>
-      </w:r>
-      <w:r>
-        <w:rPr>
-          <w:rFonts w:ascii="Arial" w:hAnsi="Arial" w:cs="Arial"/>
-        </w:rPr>
-        <w:br/>
-      </w:r>
+        <w:t>Toggle Image Visible/Invisible</w:t>
+      </w:r>
+      <w:r>
+        <w:rPr>
+          <w:rFonts w:ascii="Arial" w:hAnsi="Arial" w:cs="Arial"/>
+        </w:rPr>
+        <w:t>:</w:t>
+      </w:r>
+    </w:p>
+    <w:p>
+      <w:pPr>
+        <w:rPr>
+          <w:rFonts w:ascii="Arial" w:hAnsi="Arial" w:cs="Arial"/>
+        </w:rPr>
+      </w:pPr>
+      <w:r>
+        <w:rPr>
+          <w:rFonts w:ascii="Arial" w:hAnsi="Arial" w:cs="Arial"/>
+        </w:rPr>
+        <w:t>$$('</w:t>
+      </w:r>
+      <w:proofErr w:type="spellStart"/>
+      <w:r>
+        <w:rPr>
+          <w:rFonts w:ascii="Arial" w:hAnsi="Arial" w:cs="Arial"/>
+        </w:rPr>
+        <w:t>img</w:t>
+      </w:r>
+      <w:proofErr w:type="spellEnd"/>
+      <w:r>
+        <w:rPr>
+          <w:rFonts w:ascii="Arial" w:hAnsi="Arial" w:cs="Arial"/>
+        </w:rPr>
+        <w:t>').</w:t>
+      </w:r>
+      <w:proofErr w:type="spellStart"/>
+      <w:r>
+        <w:rPr>
+          <w:rFonts w:ascii="Arial" w:hAnsi="Arial" w:cs="Arial"/>
+        </w:rPr>
+        <w:t>forEach</w:t>
+      </w:r>
+      <w:proofErr w:type="spellEnd"/>
+      <w:r>
+        <w:rPr>
+          <w:rFonts w:ascii="Arial" w:hAnsi="Arial" w:cs="Arial"/>
+        </w:rPr>
+        <w:t>( (</w:t>
+      </w:r>
+      <w:proofErr w:type="spellStart"/>
+      <w:r>
+        <w:rPr>
+          <w:rFonts w:ascii="Arial" w:hAnsi="Arial" w:cs="Arial"/>
+        </w:rPr>
+        <w:t>img</w:t>
+      </w:r>
+      <w:proofErr w:type="spellEnd"/>
+      <w:r>
+        <w:rPr>
+          <w:rFonts w:ascii="Arial" w:hAnsi="Arial" w:cs="Arial"/>
+        </w:rPr>
+        <w:t>) =&gt;</w:t>
+      </w:r>
+    </w:p>
+    <w:p>
+      <w:pPr>
+        <w:rPr>
+          <w:rFonts w:ascii="Arial" w:hAnsi="Arial" w:cs="Arial"/>
+        </w:rPr>
+      </w:pPr>
+      <w:r>
+        <w:rPr>
+          <w:rFonts w:ascii="Arial" w:hAnsi="Arial" w:cs="Arial"/>
+        </w:rPr>
+        <w:t xml:space="preserve">    {</w:t>
+      </w:r>
+      <w:proofErr w:type="spellStart"/>
+      <w:r>
+        <w:rPr>
+          <w:rFonts w:ascii="Arial" w:hAnsi="Arial" w:cs="Arial"/>
+        </w:rPr>
+        <w:t>img.style.display</w:t>
+      </w:r>
+      <w:proofErr w:type="spellEnd"/>
+      <w:r>
+        <w:rPr>
+          <w:rFonts w:ascii="Arial" w:hAnsi="Arial" w:cs="Arial"/>
+        </w:rPr>
+        <w:t xml:space="preserve"> = (</w:t>
+      </w:r>
+      <w:proofErr w:type="spellStart"/>
+      <w:r>
+        <w:rPr>
+          <w:rFonts w:ascii="Arial" w:hAnsi="Arial" w:cs="Arial"/>
+        </w:rPr>
+        <w:t>img.style.display</w:t>
+      </w:r>
+      <w:proofErr w:type="spellEnd"/>
+      <w:r>
+        <w:rPr>
+          <w:rFonts w:ascii="Arial" w:hAnsi="Arial" w:cs="Arial"/>
+        </w:rPr>
+        <w:t xml:space="preserve"> === 'none') ? '' : 'none';</w:t>
+      </w:r>
+    </w:p>
+    <w:p>
+      <w:pPr>
+        <w:rPr>
+          <w:rFonts w:ascii="Arial" w:hAnsi="Arial" w:cs="Arial"/>
+        </w:rPr>
+      </w:pPr>
+      <w:r>
+        <w:rPr>
+          <w:rFonts w:ascii="Arial" w:hAnsi="Arial" w:cs="Arial"/>
+        </w:rPr>
+        <w:t>})</w:t>
+      </w:r>
+    </w:p>
+    <w:p>
+      <w:pPr>
+        <w:rPr>
+          <w:rFonts w:ascii="Arial" w:hAnsi="Arial" w:cs="Arial"/>
+        </w:rPr>
+      </w:pPr>
+    </w:p>
+    <w:p>
+      <w:pPr>
+        <w:rPr>
+          <w:rFonts w:ascii="Arial" w:hAnsi="Arial" w:cs="Arial"/>
+        </w:rPr>
+      </w:pPr>
+      <w:proofErr w:type="spellStart"/>
+      <w:r>
+        <w:rPr>
+          <w:rFonts w:ascii="Arial" w:hAnsi="Arial" w:cs="Arial"/>
+        </w:rPr>
+        <w:t>document.querySelectorAll</w:t>
+      </w:r>
+      <w:proofErr w:type="spellEnd"/>
+      <w:r>
+        <w:rPr>
+          <w:rFonts w:ascii="Arial" w:hAnsi="Arial" w:cs="Arial"/>
+        </w:rPr>
+        <w:t>('</w:t>
+      </w:r>
+      <w:proofErr w:type="spellStart"/>
+      <w:r>
+        <w:rPr>
+          <w:rFonts w:ascii="Arial" w:hAnsi="Arial" w:cs="Arial"/>
+        </w:rPr>
+        <w:t>img</w:t>
+      </w:r>
+      <w:proofErr w:type="spellEnd"/>
+      <w:r>
+        <w:rPr>
+          <w:rFonts w:ascii="Arial" w:hAnsi="Arial" w:cs="Arial"/>
+        </w:rPr>
+        <w:t>').</w:t>
+      </w:r>
+      <w:proofErr w:type="spellStart"/>
+      <w:r>
+        <w:rPr>
+          <w:rFonts w:ascii="Arial" w:hAnsi="Arial" w:cs="Arial"/>
+        </w:rPr>
+        <w:t>forEach</w:t>
+      </w:r>
+      <w:proofErr w:type="spellEnd"/>
+      <w:r>
+        <w:rPr>
+          <w:rFonts w:ascii="Arial" w:hAnsi="Arial" w:cs="Arial"/>
+        </w:rPr>
+        <w:t>(</w:t>
+      </w:r>
+      <w:proofErr w:type="spellStart"/>
+      <w:r>
+        <w:rPr>
+          <w:rFonts w:ascii="Arial" w:hAnsi="Arial" w:cs="Arial"/>
+        </w:rPr>
+        <w:t>img</w:t>
+      </w:r>
+      <w:proofErr w:type="spellEnd"/>
+      <w:r>
+        <w:rPr>
+          <w:rFonts w:ascii="Arial" w:hAnsi="Arial" w:cs="Arial"/>
+        </w:rPr>
+        <w:t xml:space="preserve"> =&gt; {</w:t>
+      </w:r>
+    </w:p>
+    <w:p>
+      <w:pPr>
+        <w:rPr>
+          <w:rFonts w:ascii="Arial" w:hAnsi="Arial" w:cs="Arial"/>
+        </w:rPr>
+      </w:pPr>
+      <w:r>
+        <w:rPr>
+          <w:rFonts w:ascii="Arial" w:hAnsi="Arial" w:cs="Arial"/>
+        </w:rPr>
+        <w:t xml:space="preserve">  </w:t>
+      </w:r>
+      <w:proofErr w:type="spellStart"/>
+      <w:r>
+        <w:rPr>
+          <w:rFonts w:ascii="Arial" w:hAnsi="Arial" w:cs="Arial"/>
+        </w:rPr>
+        <w:t>img.style.display</w:t>
+      </w:r>
+      <w:proofErr w:type="spellEnd"/>
+      <w:r>
+        <w:rPr>
+          <w:rFonts w:ascii="Arial" w:hAnsi="Arial" w:cs="Arial"/>
+        </w:rPr>
+        <w:t xml:space="preserve"> = (</w:t>
+      </w:r>
+      <w:proofErr w:type="spellStart"/>
+      <w:r>
+        <w:rPr>
+          <w:rFonts w:ascii="Arial" w:hAnsi="Arial" w:cs="Arial"/>
+        </w:rPr>
+        <w:t>img.style.display</w:t>
+      </w:r>
+      <w:proofErr w:type="spellEnd"/>
+      <w:r>
+        <w:rPr>
+          <w:rFonts w:ascii="Arial" w:hAnsi="Arial" w:cs="Arial"/>
+        </w:rPr>
+        <w:t xml:space="preserve"> === 'none') ? '' : 'none';</w:t>
+      </w:r>
+    </w:p>
+    <w:p>
+      <w:pPr>
+        <w:rPr>
+          <w:rFonts w:ascii="Arial" w:hAnsi="Arial" w:cs="Arial"/>
+        </w:rPr>
+      </w:pPr>
+      <w:r>
+        <w:rPr>
+          <w:rFonts w:ascii="Arial" w:hAnsi="Arial" w:cs="Arial"/>
+        </w:rPr>
+        <w:t>});]</w:t>
+      </w:r>
+    </w:p>
+    <w:p>
+      <w:pPr>
+        <w:rPr>
+          <w:rFonts w:ascii="Arial" w:hAnsi="Arial" w:cs="Arial"/>
+        </w:rPr>
+      </w:pPr>
+    </w:p>
+    <w:p>
+      <w:pPr>
+        <w:rPr>
+          <w:rFonts w:ascii="Arial" w:hAnsi="Arial" w:cs="Arial"/>
+        </w:rPr>
+      </w:pPr>
+      <w:r>
+        <w:rPr>
+          <w:rFonts w:ascii="Arial" w:hAnsi="Arial" w:cs="Arial"/>
+        </w:rPr>
+        <w:t>*************************************************************************************</w:t>
+      </w:r>
+    </w:p>
+    <w:p>
+      <w:pPr>
+        <w:rPr>
+          <w:rFonts w:ascii="Arial" w:hAnsi="Arial" w:cs="Arial"/>
+        </w:rPr>
+      </w:pPr>
+    </w:p>
+    <w:p>
+      <w:pPr>
+        <w:rPr>
+          <w:rFonts w:ascii="Arial" w:hAnsi="Arial" w:cs="Arial"/>
+        </w:rPr>
+      </w:pPr>
       <w:r>
         <w:rPr>
           <w:rFonts w:ascii="Arial" w:hAnsi="Arial" w:cs="Arial"/>
           <w:b/>
           <w:bCs/>
         </w:rPr>
-        <w:t>Make page editable:</w:t>
-      </w:r>
-      <w:r>
-        <w:rPr>
-          <w:rFonts w:ascii="Arial" w:hAnsi="Arial" w:cs="Arial"/>
-        </w:rPr>
-        <w:t xml:space="preserve"> </w:t>
-      </w:r>
-    </w:p>
-    <w:p>
-      <w:pPr>
-        <w:rPr>
-          <w:rFonts w:ascii="Arial" w:hAnsi="Arial" w:cs="Arial"/>
-        </w:rPr>
-      </w:pPr>
-      <w:proofErr w:type="spellStart"/>
-      <w:r>
-        <w:rPr>
-          <w:rFonts w:ascii="Arial" w:hAnsi="Arial" w:cs="Arial"/>
-        </w:rPr>
-        <w:t>document.designMode</w:t>
-      </w:r>
-      <w:proofErr w:type="spellEnd"/>
-      <w:r>
-        <w:rPr>
-          <w:rFonts w:ascii="Arial" w:hAnsi="Arial" w:cs="Arial"/>
-        </w:rPr>
-        <w:t xml:space="preserve"> = 'on';</w:t>
-      </w:r>
-    </w:p>
-    <w:p>
-      <w:pPr>
-        <w:rPr>
-          <w:rFonts w:ascii="Arial" w:hAnsi="Arial" w:cs="Arial"/>
-        </w:rPr>
-      </w:pPr>
-    </w:p>
-    <w:p>
-      <w:pPr>
-        <w:rPr>
-          <w:rFonts w:ascii="Arial" w:hAnsi="Arial" w:cs="Arial"/>
-        </w:rPr>
-      </w:pPr>
-    </w:p>
-    <w:p>
-      <w:pPr>
-        <w:rPr>
-          <w:rFonts w:ascii="Arial" w:hAnsi="Arial" w:cs="Arial"/>
-        </w:rPr>
-      </w:pPr>
-    </w:p>
-    <w:p>
-      <w:pPr>
-        <w:rPr>
-          <w:rFonts w:ascii="Arial" w:hAnsi="Arial" w:cs="Arial"/>
-        </w:rPr>
-      </w:pPr>
-      <w:r>
-        <w:rPr>
-          <w:rFonts w:ascii="Arial" w:hAnsi="Arial" w:cs="Arial"/>
-        </w:rPr>
-        <w:lastRenderedPageBreak/>
-        <w:t>const res = await fetch('https://ipapi.co/</w:t>
-      </w:r>
-      <w:proofErr w:type="spellStart"/>
-      <w:r>
-        <w:rPr>
-          <w:rFonts w:ascii="Arial" w:hAnsi="Arial" w:cs="Arial"/>
-        </w:rPr>
-        <w:t>json</w:t>
-      </w:r>
-      <w:proofErr w:type="spellEnd"/>
-      <w:r>
-        <w:rPr>
-          <w:rFonts w:ascii="Arial" w:hAnsi="Arial" w:cs="Arial"/>
-        </w:rPr>
-        <w:t>/');</w:t>
-      </w:r>
-    </w:p>
-    <w:p>
-      <w:pPr>
-        <w:rPr>
-          <w:rFonts w:ascii="Arial" w:hAnsi="Arial" w:cs="Arial"/>
-        </w:rPr>
-      </w:pPr>
-      <w:r>
-        <w:rPr>
-          <w:rFonts w:ascii="Arial" w:hAnsi="Arial" w:cs="Arial"/>
-        </w:rPr>
-        <w:t xml:space="preserve">const data = await </w:t>
-      </w:r>
-      <w:proofErr w:type="spellStart"/>
-      <w:r>
-        <w:rPr>
-          <w:rFonts w:ascii="Arial" w:hAnsi="Arial" w:cs="Arial"/>
-        </w:rPr>
-        <w:t>res.json</w:t>
-      </w:r>
-      <w:proofErr w:type="spellEnd"/>
-      <w:r>
-        <w:rPr>
-          <w:rFonts w:ascii="Arial" w:hAnsi="Arial" w:cs="Arial"/>
-        </w:rPr>
-        <w:t>();</w:t>
-      </w:r>
-    </w:p>
-    <w:p>
-      <w:pPr>
-        <w:rPr>
-          <w:rFonts w:ascii="Arial" w:hAnsi="Arial" w:cs="Arial"/>
-        </w:rPr>
-      </w:pPr>
-    </w:p>
-    <w:p>
-      <w:pPr>
-        <w:rPr>
-          <w:rFonts w:ascii="Arial" w:hAnsi="Arial" w:cs="Arial"/>
-        </w:rPr>
-      </w:pPr>
-      <w:r>
-        <w:rPr>
-          <w:rFonts w:ascii="Arial" w:hAnsi="Arial" w:cs="Arial"/>
-        </w:rPr>
-        <w:t>console.log(</w:t>
-      </w:r>
-      <w:proofErr w:type="spellStart"/>
-      <w:r>
-        <w:rPr>
-          <w:rFonts w:ascii="Arial" w:hAnsi="Arial" w:cs="Arial"/>
-        </w:rPr>
-        <w:t>data.city</w:t>
-      </w:r>
-      <w:proofErr w:type="spellEnd"/>
-      <w:r>
-        <w:rPr>
-          <w:rFonts w:ascii="Arial" w:hAnsi="Arial" w:cs="Arial"/>
-        </w:rPr>
-        <w:t>);      // "Lagos" (maybe)</w:t>
-      </w:r>
-    </w:p>
-    <w:p>
-      <w:pPr>
-        <w:rPr>
-          <w:rFonts w:ascii="Arial" w:hAnsi="Arial" w:cs="Arial"/>
-        </w:rPr>
-      </w:pPr>
-      <w:r>
-        <w:rPr>
-          <w:rFonts w:ascii="Arial" w:hAnsi="Arial" w:cs="Arial"/>
-        </w:rPr>
-        <w:t>console.log(</w:t>
-      </w:r>
-      <w:proofErr w:type="spellStart"/>
-      <w:r>
-        <w:rPr>
-          <w:rFonts w:ascii="Arial" w:hAnsi="Arial" w:cs="Arial"/>
-        </w:rPr>
-        <w:t>data.latitude</w:t>
-      </w:r>
-      <w:proofErr w:type="spellEnd"/>
-      <w:r>
-        <w:rPr>
-          <w:rFonts w:ascii="Arial" w:hAnsi="Arial" w:cs="Arial"/>
-        </w:rPr>
-        <w:t>);  // 6.4541 (roughly)</w:t>
-      </w:r>
-    </w:p>
-    <w:p>
-      <w:pPr>
-        <w:rPr>
-          <w:rFonts w:ascii="Arial" w:hAnsi="Arial" w:cs="Arial"/>
-        </w:rPr>
-      </w:pPr>
-      <w:r>
-        <w:rPr>
-          <w:rFonts w:ascii="Arial" w:hAnsi="Arial" w:cs="Arial"/>
-        </w:rPr>
-        <w:t>console.log(</w:t>
-      </w:r>
-      <w:proofErr w:type="spellStart"/>
-      <w:r>
-        <w:rPr>
-          <w:rFonts w:ascii="Arial" w:hAnsi="Arial" w:cs="Arial"/>
-        </w:rPr>
-        <w:t>data.longitude</w:t>
-      </w:r>
-      <w:proofErr w:type="spellEnd"/>
-      <w:r>
-        <w:rPr>
-          <w:rFonts w:ascii="Arial" w:hAnsi="Arial" w:cs="Arial"/>
-        </w:rPr>
-        <w:t>); // 3.3947 (roughly)</w:t>
-      </w:r>
-    </w:p>
-    <w:p>
-      <w:pPr>
-        <w:rPr>
-          <w:rFonts w:ascii="Arial" w:hAnsi="Arial" w:cs="Arial"/>
-        </w:rPr>
-      </w:pPr>
-    </w:p>
-    <w:p>
-      <w:pPr>
-        <w:rPr>
-          <w:rFonts w:ascii="Arial" w:hAnsi="Arial" w:cs="Arial"/>
-        </w:rPr>
-      </w:pPr>
-    </w:p>
-    <w:p>
-      <w:pPr>
-        <w:rPr>
-          <w:rFonts w:ascii="Arial" w:hAnsi="Arial" w:cs="Arial"/>
-        </w:rPr>
-      </w:pPr>
-      <w:r>
-        <w:rPr>
-          <w:rFonts w:ascii="Arial" w:hAnsi="Arial" w:cs="Arial"/>
-        </w:rPr>
-        <w:t>fetch('https://keithibrown.org/</w:t>
-      </w:r>
-      <w:proofErr w:type="spellStart"/>
-      <w:r>
-        <w:rPr>
-          <w:rFonts w:ascii="Arial" w:hAnsi="Arial" w:cs="Arial"/>
-        </w:rPr>
-        <w:t>json</w:t>
-      </w:r>
-      <w:proofErr w:type="spellEnd"/>
-      <w:r>
-        <w:rPr>
-          <w:rFonts w:ascii="Arial" w:hAnsi="Arial" w:cs="Arial"/>
-        </w:rPr>
-        <w:t>/</w:t>
-      </w:r>
-      <w:proofErr w:type="spellStart"/>
-      <w:r>
-        <w:rPr>
-          <w:rFonts w:ascii="Arial" w:hAnsi="Arial" w:cs="Arial"/>
-        </w:rPr>
-        <w:t>schedule.json</w:t>
-      </w:r>
-      <w:proofErr w:type="spellEnd"/>
-      <w:r>
-        <w:rPr>
-          <w:rFonts w:ascii="Arial" w:hAnsi="Arial" w:cs="Arial"/>
-        </w:rPr>
-        <w:t>')</w:t>
-      </w:r>
-    </w:p>
-    <w:p>
-      <w:pPr>
-        <w:rPr>
-          <w:rFonts w:ascii="Arial" w:hAnsi="Arial" w:cs="Arial"/>
-        </w:rPr>
-      </w:pPr>
-      <w:r>
-        <w:rPr>
-          <w:rFonts w:ascii="Arial" w:hAnsi="Arial" w:cs="Arial"/>
-        </w:rPr>
-        <w:t xml:space="preserve">      .then(response =&gt; </w:t>
-      </w:r>
-      <w:proofErr w:type="spellStart"/>
-      <w:r>
-        <w:rPr>
-          <w:rFonts w:ascii="Arial" w:hAnsi="Arial" w:cs="Arial"/>
-        </w:rPr>
-        <w:t>response.text</w:t>
-      </w:r>
-      <w:proofErr w:type="spellEnd"/>
-      <w:r>
-        <w:rPr>
-          <w:rFonts w:ascii="Arial" w:hAnsi="Arial" w:cs="Arial"/>
-        </w:rPr>
-        <w:t>())</w:t>
-      </w:r>
-    </w:p>
-    <w:p>
-      <w:pPr>
-        <w:rPr>
-          <w:rFonts w:ascii="Arial" w:hAnsi="Arial" w:cs="Arial"/>
-        </w:rPr>
-      </w:pPr>
-      <w:r>
-        <w:rPr>
-          <w:rFonts w:ascii="Arial" w:hAnsi="Arial" w:cs="Arial"/>
-        </w:rPr>
-        <w:t xml:space="preserve">      .then(text =&gt; console.log(text))</w:t>
-      </w:r>
-    </w:p>
-    <w:p>
-      <w:pPr>
-        <w:rPr>
-          <w:rFonts w:ascii="Arial" w:hAnsi="Arial" w:cs="Arial"/>
-        </w:rPr>
-      </w:pPr>
-    </w:p>
-    <w:p>
-      <w:pPr>
-        <w:rPr>
-          <w:rFonts w:ascii="Arial" w:hAnsi="Arial" w:cs="Arial"/>
-        </w:rPr>
-      </w:pPr>
-    </w:p>
-    <w:p>
-      <w:pPr>
-        <w:rPr>
-          <w:rFonts w:ascii="Arial" w:hAnsi="Arial" w:cs="Arial"/>
-        </w:rPr>
-      </w:pPr>
-      <w:r>
-        <w:rPr>
-          <w:rFonts w:ascii="Arial" w:hAnsi="Arial" w:cs="Arial"/>
-        </w:rPr>
-        <w:t>fetch('https://jsonplaceholder.typicode.com/</w:t>
-      </w:r>
-      <w:proofErr w:type="spellStart"/>
-      <w:r>
-        <w:rPr>
-          <w:rFonts w:ascii="Arial" w:hAnsi="Arial" w:cs="Arial"/>
-        </w:rPr>
-        <w:t>todos</w:t>
-      </w:r>
-      <w:proofErr w:type="spellEnd"/>
-      <w:r>
-        <w:rPr>
-          <w:rFonts w:ascii="Arial" w:hAnsi="Arial" w:cs="Arial"/>
-        </w:rPr>
-        <w:t>/1')</w:t>
-      </w:r>
-    </w:p>
-    <w:p>
-      <w:pPr>
-        <w:rPr>
-          <w:rFonts w:ascii="Arial" w:hAnsi="Arial" w:cs="Arial"/>
-        </w:rPr>
-      </w:pPr>
-      <w:r>
-        <w:rPr>
-          <w:rFonts w:ascii="Arial" w:hAnsi="Arial" w:cs="Arial"/>
-        </w:rPr>
-        <w:t xml:space="preserve">      .then(response =&gt; </w:t>
-      </w:r>
-      <w:proofErr w:type="spellStart"/>
-      <w:r>
-        <w:rPr>
-          <w:rFonts w:ascii="Arial" w:hAnsi="Arial" w:cs="Arial"/>
-        </w:rPr>
-        <w:t>response.json</w:t>
-      </w:r>
-      <w:proofErr w:type="spellEnd"/>
-      <w:r>
-        <w:rPr>
-          <w:rFonts w:ascii="Arial" w:hAnsi="Arial" w:cs="Arial"/>
-        </w:rPr>
-        <w:t>())</w:t>
-      </w:r>
-    </w:p>
-    <w:p>
-      <w:pPr>
-        <w:rPr>
-          <w:rFonts w:ascii="Arial" w:hAnsi="Arial" w:cs="Arial"/>
-        </w:rPr>
-      </w:pPr>
-      <w:r>
-        <w:rPr>
-          <w:rFonts w:ascii="Arial" w:hAnsi="Arial" w:cs="Arial"/>
-        </w:rPr>
-        <w:t xml:space="preserve">      .then(</w:t>
-      </w:r>
-      <w:proofErr w:type="spellStart"/>
-      <w:r>
-        <w:rPr>
-          <w:rFonts w:ascii="Arial" w:hAnsi="Arial" w:cs="Arial"/>
-        </w:rPr>
-        <w:t>json</w:t>
-      </w:r>
-      <w:proofErr w:type="spellEnd"/>
-      <w:r>
-        <w:rPr>
-          <w:rFonts w:ascii="Arial" w:hAnsi="Arial" w:cs="Arial"/>
-        </w:rPr>
-        <w:t xml:space="preserve"> =&gt; console.log(</w:t>
-      </w:r>
-      <w:proofErr w:type="spellStart"/>
-      <w:r>
-        <w:rPr>
-          <w:rFonts w:ascii="Arial" w:hAnsi="Arial" w:cs="Arial"/>
-        </w:rPr>
-        <w:t>json</w:t>
-      </w:r>
-      <w:proofErr w:type="spellEnd"/>
-      <w:r>
-        <w:rPr>
-          <w:rFonts w:ascii="Arial" w:hAnsi="Arial" w:cs="Arial"/>
-        </w:rPr>
-        <w:t>))</w:t>
-      </w:r>
-    </w:p>
-    <w:p>
-      <w:pPr>
-        <w:rPr>
-          <w:rFonts w:ascii="Arial" w:hAnsi="Arial" w:cs="Arial"/>
-        </w:rPr>
-      </w:pPr>
-    </w:p>
-    <w:p>
-      <w:pPr>
-        <w:rPr>
-          <w:rFonts w:ascii="Arial" w:hAnsi="Arial" w:cs="Arial"/>
-        </w:rPr>
-      </w:pPr>
-    </w:p>
-    <w:p>
-      <w:pPr>
-        <w:rPr>
-          <w:rFonts w:ascii="Arial" w:hAnsi="Arial" w:cs="Arial"/>
-        </w:rPr>
-      </w:pPr>
-      <w:r>
-        <w:rPr>
-          <w:rFonts w:ascii="Arial" w:hAnsi="Arial" w:cs="Arial"/>
-        </w:rPr>
-        <w:t>fetch('/pdf/AcquiringAHeartOfWisdom.docx')</w:t>
-      </w:r>
-    </w:p>
-    <w:p>
-      <w:pPr>
-        <w:rPr>
-          <w:rFonts w:ascii="Arial" w:hAnsi="Arial" w:cs="Arial"/>
-        </w:rPr>
-      </w:pPr>
-      <w:r>
-        <w:rPr>
-          <w:rFonts w:ascii="Arial" w:hAnsi="Arial" w:cs="Arial"/>
-        </w:rPr>
-        <w:t xml:space="preserve">  .then(response =&gt; </w:t>
-      </w:r>
-      <w:proofErr w:type="spellStart"/>
-      <w:r>
-        <w:rPr>
-          <w:rFonts w:ascii="Arial" w:hAnsi="Arial" w:cs="Arial"/>
-        </w:rPr>
-        <w:t>response.arrayBuffer</w:t>
-      </w:r>
-      <w:proofErr w:type="spellEnd"/>
-      <w:r>
-        <w:rPr>
-          <w:rFonts w:ascii="Arial" w:hAnsi="Arial" w:cs="Arial"/>
-        </w:rPr>
-        <w:t>())</w:t>
-      </w:r>
-    </w:p>
-    <w:p>
-      <w:pPr>
-        <w:rPr>
-          <w:rFonts w:ascii="Arial" w:hAnsi="Arial" w:cs="Arial"/>
-        </w:rPr>
-      </w:pPr>
-      <w:r>
-        <w:rPr>
-          <w:rFonts w:ascii="Arial" w:hAnsi="Arial" w:cs="Arial"/>
-        </w:rPr>
-        <w:t xml:space="preserve">  .then(data =&gt; {</w:t>
-      </w:r>
-    </w:p>
-    <w:p>
-      <w:pPr>
-        <w:rPr>
-          <w:rFonts w:ascii="Arial" w:hAnsi="Arial" w:cs="Arial"/>
-        </w:rPr>
-      </w:pPr>
-      <w:r>
-        <w:rPr>
-          <w:rFonts w:ascii="Arial" w:hAnsi="Arial" w:cs="Arial"/>
-        </w:rPr>
-        <w:t xml:space="preserve">    // Render the document into the container</w:t>
-      </w:r>
-    </w:p>
-    <w:p>
-      <w:pPr>
-        <w:rPr>
-          <w:rFonts w:ascii="Arial" w:hAnsi="Arial" w:cs="Arial"/>
-        </w:rPr>
-      </w:pPr>
-      <w:r>
-        <w:rPr>
-          <w:rFonts w:ascii="Arial" w:hAnsi="Arial" w:cs="Arial"/>
-        </w:rPr>
-        <w:t xml:space="preserve">    </w:t>
-      </w:r>
-      <w:proofErr w:type="spellStart"/>
-      <w:r>
-        <w:rPr>
-          <w:rFonts w:ascii="Arial" w:hAnsi="Arial" w:cs="Arial"/>
-        </w:rPr>
-        <w:t>docx.renderAsync</w:t>
-      </w:r>
-      <w:proofErr w:type="spellEnd"/>
-      <w:r>
-        <w:rPr>
-          <w:rFonts w:ascii="Arial" w:hAnsi="Arial" w:cs="Arial"/>
-        </w:rPr>
-        <w:t xml:space="preserve">(data, </w:t>
-      </w:r>
-      <w:proofErr w:type="spellStart"/>
-      <w:r>
-        <w:rPr>
-          <w:rFonts w:ascii="Arial" w:hAnsi="Arial" w:cs="Arial"/>
-        </w:rPr>
-        <w:t>document.getElementById</w:t>
-      </w:r>
-      <w:proofErr w:type="spellEnd"/>
-      <w:r>
-        <w:rPr>
-          <w:rFonts w:ascii="Arial" w:hAnsi="Arial" w:cs="Arial"/>
-        </w:rPr>
-        <w:t>("document-container"))</w:t>
-      </w:r>
-    </w:p>
-    <w:p>
-      <w:pPr>
-        <w:rPr>
-          <w:rFonts w:ascii="Arial" w:hAnsi="Arial" w:cs="Arial"/>
-        </w:rPr>
-      </w:pPr>
-      <w:r>
-        <w:rPr>
-          <w:rFonts w:ascii="Arial" w:hAnsi="Arial" w:cs="Arial"/>
-        </w:rPr>
-        <w:t xml:space="preserve">      .then(() =&gt; console.log("Document is ready!"))</w:t>
-      </w:r>
-    </w:p>
-    <w:p>
-      <w:pPr>
-        <w:rPr>
-          <w:rFonts w:ascii="Arial" w:hAnsi="Arial" w:cs="Arial"/>
-        </w:rPr>
-      </w:pPr>
-      <w:r>
-        <w:rPr>
-          <w:rFonts w:ascii="Arial" w:hAnsi="Arial" w:cs="Arial"/>
-        </w:rPr>
-        <w:t xml:space="preserve">      .catch(error =&gt; </w:t>
-      </w:r>
-      <w:proofErr w:type="spellStart"/>
-      <w:r>
-        <w:rPr>
-          <w:rFonts w:ascii="Arial" w:hAnsi="Arial" w:cs="Arial"/>
-        </w:rPr>
-        <w:t>console.error</w:t>
-      </w:r>
-      <w:proofErr w:type="spellEnd"/>
-      <w:r>
-        <w:rPr>
-          <w:rFonts w:ascii="Arial" w:hAnsi="Arial" w:cs="Arial"/>
-        </w:rPr>
-        <w:t>("Error:", error));</w:t>
-      </w:r>
-    </w:p>
-    <w:p>
-      <w:pPr>
-        <w:rPr>
-          <w:rFonts w:ascii="Arial" w:hAnsi="Arial" w:cs="Arial"/>
-        </w:rPr>
-      </w:pPr>
-      <w:r>
-        <w:rPr>
-          <w:rFonts w:ascii="Arial" w:hAnsi="Arial" w:cs="Arial"/>
-        </w:rPr>
-        <w:t xml:space="preserve">  });</w:t>
-      </w:r>
-    </w:p>
-    <w:p>
-      <w:pPr>
-        <w:rPr>
-          <w:rFonts w:ascii="Arial" w:hAnsi="Arial" w:cs="Arial"/>
-        </w:rPr>
-      </w:pPr>
-    </w:p>
-    <w:p>
-      <w:pPr>
+        <w:t>Scroll to top:</w:t>
+      </w:r>
+    </w:p>
+    <w:p>
+      <w:pPr>
+        <w:rPr>
+          <w:rFonts w:ascii="Arial" w:hAnsi="Arial" w:cs="Arial"/>
+        </w:rPr>
+      </w:pPr>
+      <w:proofErr w:type="spellStart"/>
+      <w:r>
+        <w:rPr>
+          <w:rFonts w:ascii="Arial" w:hAnsi="Arial" w:cs="Arial"/>
+        </w:rPr>
+        <w:t>window.</w:t>
+      </w:r>
+      <w:proofErr w:type="gramStart"/>
+      <w:r>
+        <w:rPr>
+          <w:rFonts w:ascii="Arial" w:hAnsi="Arial" w:cs="Arial"/>
+        </w:rPr>
+        <w:t>scrollTo</w:t>
+      </w:r>
+      <w:proofErr w:type="spellEnd"/>
+      <w:r>
+        <w:rPr>
+          <w:rFonts w:ascii="Arial" w:hAnsi="Arial" w:cs="Arial"/>
+        </w:rPr>
+        <w:t>({ top</w:t>
+      </w:r>
+      <w:proofErr w:type="gramEnd"/>
+      <w:r>
+        <w:rPr>
+          <w:rFonts w:ascii="Arial" w:hAnsi="Arial" w:cs="Arial"/>
+        </w:rPr>
+        <w:t>: 0, behavior: '</w:t>
+      </w:r>
+      <w:proofErr w:type="gramStart"/>
+      <w:r>
+        <w:rPr>
+          <w:rFonts w:ascii="Arial" w:hAnsi="Arial" w:cs="Arial"/>
+        </w:rPr>
+        <w:t>smooth' }</w:t>
+      </w:r>
+      <w:proofErr w:type="gramEnd"/>
+      <w:r>
+        <w:rPr>
+          <w:rFonts w:ascii="Arial" w:hAnsi="Arial" w:cs="Arial"/>
+        </w:rPr>
+        <w:t>);</w:t>
+      </w:r>
+      <w:r>
+        <w:rPr>
+          <w:rFonts w:ascii="Arial" w:hAnsi="Arial" w:cs="Arial"/>
+        </w:rPr>
+        <w:br/>
+      </w:r>
+      <w:r>
+        <w:rPr>
+          <w:rFonts w:ascii="Arial" w:hAnsi="Arial" w:cs="Arial"/>
+        </w:rPr>
+        <w:br/>
+      </w:r>
+      <w:r>
         <w:rPr>
           <w:rFonts w:ascii="Arial" w:hAnsi="Arial" w:cs="Arial"/>
           <w:b/>
           <w:bCs/>
         </w:rPr>
-      </w:pPr>
-      <w:r>
+        <w:t>Make page editable:</w:t>
+      </w:r>
+      <w:r>
+        <w:rPr>
+          <w:rFonts w:ascii="Arial" w:hAnsi="Arial" w:cs="Arial"/>
+        </w:rPr>
+        <w:t xml:space="preserve"> </w:t>
+      </w:r>
+    </w:p>
+    <w:p>
+      <w:pPr>
+        <w:rPr>
+          <w:rFonts w:ascii="Arial" w:hAnsi="Arial" w:cs="Arial"/>
+        </w:rPr>
+      </w:pPr>
+      <w:proofErr w:type="spellStart"/>
+      <w:r>
+        <w:rPr>
+          <w:rFonts w:ascii="Arial" w:hAnsi="Arial" w:cs="Arial"/>
+        </w:rPr>
+        <w:t>document.designMode</w:t>
+      </w:r>
+      <w:proofErr w:type="spellEnd"/>
+      <w:r>
+        <w:rPr>
+          <w:rFonts w:ascii="Arial" w:hAnsi="Arial" w:cs="Arial"/>
+        </w:rPr>
+        <w:t xml:space="preserve"> = 'on';</w:t>
+      </w:r>
+    </w:p>
+    <w:p>
+      <w:pPr>
+        <w:rPr>
+          <w:rFonts w:ascii="Arial" w:hAnsi="Arial" w:cs="Arial"/>
+        </w:rPr>
+      </w:pPr>
+    </w:p>
+    <w:p>
+      <w:pPr>
+        <w:rPr>
+          <w:rFonts w:ascii="Arial" w:hAnsi="Arial" w:cs="Arial"/>
+        </w:rPr>
+      </w:pPr>
+      <w:r>
+        <w:rPr>
+          <w:rFonts w:ascii="Arial" w:hAnsi="Arial" w:cs="Arial"/>
+        </w:rPr>
+        <w:t>*************************************************************************************</w:t>
+      </w:r>
+    </w:p>
+    <w:p>
+      <w:pPr>
         <w:rPr>
           <w:rFonts w:ascii="Arial" w:hAnsi="Arial" w:cs="Arial"/>
           <w:b/>
           <w:bCs/>
         </w:rPr>
+      </w:pPr>
+    </w:p>
+    <w:p>
+      <w:pPr>
+        <w:rPr>
+          <w:rFonts w:ascii="Arial" w:hAnsi="Arial" w:cs="Arial"/>
+        </w:rPr>
+      </w:pPr>
+      <w:r>
+        <w:rPr>
+          <w:rFonts w:ascii="Arial" w:hAnsi="Arial" w:cs="Arial"/>
+          <w:b/>
+          <w:bCs/>
+        </w:rPr>
+        <w:t>Remove duplicate with range … operator</w:t>
+      </w:r>
+      <w:r>
+        <w:rPr>
+          <w:rFonts w:ascii="Arial" w:hAnsi="Arial" w:cs="Arial"/>
+          <w:b/>
+          <w:bCs/>
+        </w:rPr>
+        <w:t>:</w:t>
+      </w:r>
+    </w:p>
+    <w:p>
+      <w:pPr>
+        <w:rPr>
+          <w:rFonts w:ascii="Arial" w:hAnsi="Arial" w:cs="Arial"/>
+        </w:rPr>
+      </w:pPr>
+      <w:r>
+        <w:rPr>
+          <w:rFonts w:ascii="Arial" w:hAnsi="Arial" w:cs="Arial"/>
+        </w:rPr>
+        <w:t xml:space="preserve">const numbers = [1, 2, </w:t>
+      </w:r>
+      <w:proofErr w:type="gramStart"/>
+      <w:r>
+        <w:rPr>
+          <w:rFonts w:ascii="Arial" w:hAnsi="Arial" w:cs="Arial"/>
+        </w:rPr>
+        <w:t>2, 3</w:t>
+      </w:r>
+      <w:proofErr w:type="gramEnd"/>
+      <w:r>
+        <w:rPr>
+          <w:rFonts w:ascii="Arial" w:hAnsi="Arial" w:cs="Arial"/>
+        </w:rPr>
+        <w:t xml:space="preserve">, 3, 4]; </w:t>
+      </w:r>
+      <w:r>
+        <w:rPr>
+          <w:rFonts w:ascii="Arial" w:hAnsi="Arial" w:cs="Arial"/>
+        </w:rPr>
+        <w:br/>
+      </w:r>
+      <w:r>
+        <w:rPr>
+          <w:rFonts w:ascii="Arial" w:hAnsi="Arial" w:cs="Arial"/>
+        </w:rPr>
+        <w:t xml:space="preserve">const </w:t>
+      </w:r>
+      <w:proofErr w:type="spellStart"/>
+      <w:r>
+        <w:rPr>
+          <w:rFonts w:ascii="Arial" w:hAnsi="Arial" w:cs="Arial"/>
+        </w:rPr>
+        <w:t>uniqueNumbers</w:t>
+      </w:r>
+      <w:proofErr w:type="spellEnd"/>
+      <w:r>
+        <w:rPr>
+          <w:rFonts w:ascii="Arial" w:hAnsi="Arial" w:cs="Arial"/>
+        </w:rPr>
+        <w:t xml:space="preserve"> = [</w:t>
+      </w:r>
+      <w:r>
+        <w:rPr>
+          <w:rFonts w:ascii="Arial" w:hAnsi="Arial" w:cs="Arial"/>
+        </w:rPr>
+        <w:t xml:space="preserve"> </w:t>
+      </w:r>
+      <w:r>
+        <w:rPr>
+          <w:rFonts w:ascii="Arial" w:hAnsi="Arial" w:cs="Arial"/>
+          <w:b/>
+          <w:bCs/>
+          <w:color w:val="EE0000"/>
+        </w:rPr>
+        <w:t>...</w:t>
+      </w:r>
+      <w:r>
+        <w:rPr>
+          <w:rFonts w:ascii="Arial" w:hAnsi="Arial" w:cs="Arial"/>
+        </w:rPr>
+        <w:t>new Set(numbers)</w:t>
+      </w:r>
+      <w:r>
+        <w:rPr>
+          <w:rFonts w:ascii="Arial" w:hAnsi="Arial" w:cs="Arial"/>
+        </w:rPr>
+        <w:t xml:space="preserve"> </w:t>
+      </w:r>
+      <w:r>
+        <w:rPr>
+          <w:rFonts w:ascii="Arial" w:hAnsi="Arial" w:cs="Arial"/>
+        </w:rPr>
+        <w:t xml:space="preserve">]; </w:t>
+      </w:r>
+      <w:r>
+        <w:rPr>
+          <w:rFonts w:ascii="Arial" w:hAnsi="Arial" w:cs="Arial"/>
+        </w:rPr>
+        <w:br/>
+      </w:r>
+      <w:r>
+        <w:rPr>
+          <w:rFonts w:ascii="Arial" w:hAnsi="Arial" w:cs="Arial"/>
+        </w:rPr>
+        <w:t>console.log(</w:t>
+      </w:r>
+      <w:proofErr w:type="spellStart"/>
+      <w:r>
+        <w:rPr>
+          <w:rFonts w:ascii="Arial" w:hAnsi="Arial" w:cs="Arial"/>
+        </w:rPr>
+        <w:t>uniqueNumbers</w:t>
+      </w:r>
+      <w:proofErr w:type="spellEnd"/>
+      <w:r>
+        <w:rPr>
+          <w:rFonts w:ascii="Arial" w:hAnsi="Arial" w:cs="Arial"/>
+        </w:rPr>
+        <w:t>); // [1, 2, 3, 4]</w:t>
+      </w:r>
+    </w:p>
+    <w:p>
+      <w:pPr>
+        <w:rPr>
+          <w:rFonts w:ascii="Arial" w:hAnsi="Arial" w:cs="Arial"/>
+        </w:rPr>
+      </w:pPr>
+    </w:p>
+    <w:p>
+      <w:pPr>
+        <w:rPr>
+          <w:rFonts w:ascii="Arial" w:hAnsi="Arial" w:cs="Arial"/>
+        </w:rPr>
+      </w:pPr>
+      <w:r>
+        <w:rPr>
+          <w:rFonts w:ascii="Arial" w:hAnsi="Arial" w:cs="Arial"/>
+          <w:b/>
+          <w:bCs/>
+        </w:rPr>
         <w:lastRenderedPageBreak/>
+        <w:t xml:space="preserve">fetch( </w:t>
+      </w:r>
+      <w:r>
+        <w:rPr>
+          <w:rFonts w:ascii="Arial" w:hAnsi="Arial" w:cs="Arial"/>
+          <w:b/>
+          <w:bCs/>
+        </w:rPr>
+        <w:t>):</w:t>
+      </w:r>
+    </w:p>
+    <w:p>
+      <w:pPr>
+        <w:rPr>
+          <w:rFonts w:ascii="Arial" w:hAnsi="Arial" w:cs="Arial"/>
+        </w:rPr>
+      </w:pPr>
+      <w:r>
+        <w:rPr>
+          <w:rFonts w:ascii="Arial" w:hAnsi="Arial" w:cs="Arial"/>
+        </w:rPr>
+        <w:t>const res = await fetch('https://ipapi.co/</w:t>
+      </w:r>
+      <w:proofErr w:type="spellStart"/>
+      <w:r>
+        <w:rPr>
+          <w:rFonts w:ascii="Arial" w:hAnsi="Arial" w:cs="Arial"/>
+        </w:rPr>
+        <w:t>json</w:t>
+      </w:r>
+      <w:proofErr w:type="spellEnd"/>
+      <w:r>
+        <w:rPr>
+          <w:rFonts w:ascii="Arial" w:hAnsi="Arial" w:cs="Arial"/>
+        </w:rPr>
+        <w:t>/');</w:t>
+      </w:r>
+    </w:p>
+    <w:p>
+      <w:pPr>
+        <w:rPr>
+          <w:rFonts w:ascii="Arial" w:hAnsi="Arial" w:cs="Arial"/>
+        </w:rPr>
+      </w:pPr>
+      <w:r>
+        <w:rPr>
+          <w:rFonts w:ascii="Arial" w:hAnsi="Arial" w:cs="Arial"/>
+        </w:rPr>
+        <w:t xml:space="preserve">const data = await </w:t>
+      </w:r>
+      <w:proofErr w:type="spellStart"/>
+      <w:r>
+        <w:rPr>
+          <w:rFonts w:ascii="Arial" w:hAnsi="Arial" w:cs="Arial"/>
+        </w:rPr>
+        <w:t>res.json</w:t>
+      </w:r>
+      <w:proofErr w:type="spellEnd"/>
+      <w:r>
+        <w:rPr>
+          <w:rFonts w:ascii="Arial" w:hAnsi="Arial" w:cs="Arial"/>
+        </w:rPr>
+        <w:t>();</w:t>
+      </w:r>
+    </w:p>
+    <w:p>
+      <w:pPr>
+        <w:rPr>
+          <w:rFonts w:ascii="Arial" w:hAnsi="Arial" w:cs="Arial"/>
+        </w:rPr>
+      </w:pPr>
+    </w:p>
+    <w:p>
+      <w:pPr>
+        <w:rPr>
+          <w:rFonts w:ascii="Arial" w:hAnsi="Arial" w:cs="Arial"/>
+        </w:rPr>
+      </w:pPr>
+      <w:r>
+        <w:rPr>
+          <w:rFonts w:ascii="Arial" w:hAnsi="Arial" w:cs="Arial"/>
+        </w:rPr>
+        <w:t>console.log(</w:t>
+      </w:r>
+      <w:proofErr w:type="spellStart"/>
+      <w:r>
+        <w:rPr>
+          <w:rFonts w:ascii="Arial" w:hAnsi="Arial" w:cs="Arial"/>
+        </w:rPr>
+        <w:t>data.city</w:t>
+      </w:r>
+      <w:proofErr w:type="spellEnd"/>
+      <w:r>
+        <w:rPr>
+          <w:rFonts w:ascii="Arial" w:hAnsi="Arial" w:cs="Arial"/>
+        </w:rPr>
+        <w:t>);      // "Lagos" (maybe)</w:t>
+      </w:r>
+    </w:p>
+    <w:p>
+      <w:pPr>
+        <w:rPr>
+          <w:rFonts w:ascii="Arial" w:hAnsi="Arial" w:cs="Arial"/>
+        </w:rPr>
+      </w:pPr>
+      <w:r>
+        <w:rPr>
+          <w:rFonts w:ascii="Arial" w:hAnsi="Arial" w:cs="Arial"/>
+        </w:rPr>
+        <w:t>console.log(</w:t>
+      </w:r>
+      <w:proofErr w:type="spellStart"/>
+      <w:r>
+        <w:rPr>
+          <w:rFonts w:ascii="Arial" w:hAnsi="Arial" w:cs="Arial"/>
+        </w:rPr>
+        <w:t>data.latitude</w:t>
+      </w:r>
+      <w:proofErr w:type="spellEnd"/>
+      <w:r>
+        <w:rPr>
+          <w:rFonts w:ascii="Arial" w:hAnsi="Arial" w:cs="Arial"/>
+        </w:rPr>
+        <w:t>);  // 6.4541 (roughly)</w:t>
+      </w:r>
+    </w:p>
+    <w:p>
+      <w:pPr>
+        <w:rPr>
+          <w:rFonts w:ascii="Arial" w:hAnsi="Arial" w:cs="Arial"/>
+        </w:rPr>
+      </w:pPr>
+      <w:r>
+        <w:rPr>
+          <w:rFonts w:ascii="Arial" w:hAnsi="Arial" w:cs="Arial"/>
+        </w:rPr>
+        <w:t>console.log(</w:t>
+      </w:r>
+      <w:proofErr w:type="spellStart"/>
+      <w:r>
+        <w:rPr>
+          <w:rFonts w:ascii="Arial" w:hAnsi="Arial" w:cs="Arial"/>
+        </w:rPr>
+        <w:t>data.longitude</w:t>
+      </w:r>
+      <w:proofErr w:type="spellEnd"/>
+      <w:r>
+        <w:rPr>
+          <w:rFonts w:ascii="Arial" w:hAnsi="Arial" w:cs="Arial"/>
+        </w:rPr>
+        <w:t>); // 3.3947 (roughly)</w:t>
+      </w:r>
+    </w:p>
+    <w:p>
+      <w:pPr>
+        <w:rPr>
+          <w:rFonts w:ascii="Arial" w:hAnsi="Arial" w:cs="Arial"/>
+        </w:rPr>
+      </w:pPr>
+    </w:p>
+    <w:p>
+      <w:pPr>
+        <w:rPr>
+          <w:rFonts w:ascii="Arial" w:hAnsi="Arial" w:cs="Arial"/>
+        </w:rPr>
+      </w:pPr>
+    </w:p>
+    <w:p>
+      <w:pPr>
+        <w:rPr>
+          <w:rFonts w:ascii="Arial" w:hAnsi="Arial" w:cs="Arial"/>
+        </w:rPr>
+      </w:pPr>
+      <w:r>
+        <w:rPr>
+          <w:rFonts w:ascii="Arial" w:hAnsi="Arial" w:cs="Arial"/>
+        </w:rPr>
+        <w:t>fetch('https://keithibrown.org/</w:t>
+      </w:r>
+      <w:proofErr w:type="spellStart"/>
+      <w:r>
+        <w:rPr>
+          <w:rFonts w:ascii="Arial" w:hAnsi="Arial" w:cs="Arial"/>
+        </w:rPr>
+        <w:t>json</w:t>
+      </w:r>
+      <w:proofErr w:type="spellEnd"/>
+      <w:r>
+        <w:rPr>
+          <w:rFonts w:ascii="Arial" w:hAnsi="Arial" w:cs="Arial"/>
+        </w:rPr>
+        <w:t>/</w:t>
+      </w:r>
+      <w:proofErr w:type="spellStart"/>
+      <w:r>
+        <w:rPr>
+          <w:rFonts w:ascii="Arial" w:hAnsi="Arial" w:cs="Arial"/>
+        </w:rPr>
+        <w:t>schedule.json</w:t>
+      </w:r>
+      <w:proofErr w:type="spellEnd"/>
+      <w:r>
+        <w:rPr>
+          <w:rFonts w:ascii="Arial" w:hAnsi="Arial" w:cs="Arial"/>
+        </w:rPr>
+        <w:t>')</w:t>
+      </w:r>
+    </w:p>
+    <w:p>
+      <w:pPr>
+        <w:rPr>
+          <w:rFonts w:ascii="Arial" w:hAnsi="Arial" w:cs="Arial"/>
+        </w:rPr>
+      </w:pPr>
+      <w:r>
+        <w:rPr>
+          <w:rFonts w:ascii="Arial" w:hAnsi="Arial" w:cs="Arial"/>
+        </w:rPr>
+        <w:t xml:space="preserve">      .then(response =&gt; </w:t>
+      </w:r>
+      <w:proofErr w:type="spellStart"/>
+      <w:r>
+        <w:rPr>
+          <w:rFonts w:ascii="Arial" w:hAnsi="Arial" w:cs="Arial"/>
+        </w:rPr>
+        <w:t>response.text</w:t>
+      </w:r>
+      <w:proofErr w:type="spellEnd"/>
+      <w:r>
+        <w:rPr>
+          <w:rFonts w:ascii="Arial" w:hAnsi="Arial" w:cs="Arial"/>
+        </w:rPr>
+        <w:t>())</w:t>
+      </w:r>
+    </w:p>
+    <w:p>
+      <w:pPr>
+        <w:rPr>
+          <w:rFonts w:ascii="Arial" w:hAnsi="Arial" w:cs="Arial"/>
+        </w:rPr>
+      </w:pPr>
+      <w:r>
+        <w:rPr>
+          <w:rFonts w:ascii="Arial" w:hAnsi="Arial" w:cs="Arial"/>
+        </w:rPr>
+        <w:t xml:space="preserve">      .then(text =&gt; console.log(text))</w:t>
+      </w:r>
+    </w:p>
+    <w:p>
+      <w:pPr>
+        <w:rPr>
+          <w:rFonts w:ascii="Arial" w:hAnsi="Arial" w:cs="Arial"/>
+        </w:rPr>
+      </w:pPr>
+    </w:p>
+    <w:p>
+      <w:pPr>
+        <w:rPr>
+          <w:rFonts w:ascii="Arial" w:hAnsi="Arial" w:cs="Arial"/>
+        </w:rPr>
+      </w:pPr>
+    </w:p>
+    <w:p>
+      <w:pPr>
+        <w:rPr>
+          <w:rFonts w:ascii="Arial" w:hAnsi="Arial" w:cs="Arial"/>
+        </w:rPr>
+      </w:pPr>
+      <w:r>
+        <w:rPr>
+          <w:rFonts w:ascii="Arial" w:hAnsi="Arial" w:cs="Arial"/>
+        </w:rPr>
+        <w:t>fetch('https://jsonplaceholder.typicode.com/</w:t>
+      </w:r>
+      <w:proofErr w:type="spellStart"/>
+      <w:r>
+        <w:rPr>
+          <w:rFonts w:ascii="Arial" w:hAnsi="Arial" w:cs="Arial"/>
+        </w:rPr>
+        <w:t>todos</w:t>
+      </w:r>
+      <w:proofErr w:type="spellEnd"/>
+      <w:r>
+        <w:rPr>
+          <w:rFonts w:ascii="Arial" w:hAnsi="Arial" w:cs="Arial"/>
+        </w:rPr>
+        <w:t>/1')</w:t>
+      </w:r>
+    </w:p>
+    <w:p>
+      <w:pPr>
+        <w:rPr>
+          <w:rFonts w:ascii="Arial" w:hAnsi="Arial" w:cs="Arial"/>
+        </w:rPr>
+      </w:pPr>
+      <w:r>
+        <w:rPr>
+          <w:rFonts w:ascii="Arial" w:hAnsi="Arial" w:cs="Arial"/>
+        </w:rPr>
+        <w:t xml:space="preserve">      .then(response =&gt; </w:t>
+      </w:r>
+      <w:proofErr w:type="spellStart"/>
+      <w:r>
+        <w:rPr>
+          <w:rFonts w:ascii="Arial" w:hAnsi="Arial" w:cs="Arial"/>
+        </w:rPr>
+        <w:t>response.json</w:t>
+      </w:r>
+      <w:proofErr w:type="spellEnd"/>
+      <w:r>
+        <w:rPr>
+          <w:rFonts w:ascii="Arial" w:hAnsi="Arial" w:cs="Arial"/>
+        </w:rPr>
+        <w:t>())</w:t>
+      </w:r>
+    </w:p>
+    <w:p>
+      <w:pPr>
+        <w:rPr>
+          <w:rFonts w:ascii="Arial" w:hAnsi="Arial" w:cs="Arial"/>
+        </w:rPr>
+      </w:pPr>
+      <w:r>
+        <w:rPr>
+          <w:rFonts w:ascii="Arial" w:hAnsi="Arial" w:cs="Arial"/>
+        </w:rPr>
+        <w:t xml:space="preserve">      .then(</w:t>
+      </w:r>
+      <w:proofErr w:type="spellStart"/>
+      <w:r>
+        <w:rPr>
+          <w:rFonts w:ascii="Arial" w:hAnsi="Arial" w:cs="Arial"/>
+        </w:rPr>
+        <w:t>json</w:t>
+      </w:r>
+      <w:proofErr w:type="spellEnd"/>
+      <w:r>
+        <w:rPr>
+          <w:rFonts w:ascii="Arial" w:hAnsi="Arial" w:cs="Arial"/>
+        </w:rPr>
+        <w:t xml:space="preserve"> =&gt; console.log(</w:t>
+      </w:r>
+      <w:proofErr w:type="spellStart"/>
+      <w:r>
+        <w:rPr>
+          <w:rFonts w:ascii="Arial" w:hAnsi="Arial" w:cs="Arial"/>
+        </w:rPr>
+        <w:t>json</w:t>
+      </w:r>
+      <w:proofErr w:type="spellEnd"/>
+      <w:r>
+        <w:rPr>
+          <w:rFonts w:ascii="Arial" w:hAnsi="Arial" w:cs="Arial"/>
+        </w:rPr>
+        <w:t>))</w:t>
+      </w:r>
+    </w:p>
+    <w:p>
+      <w:pPr>
+        <w:rPr>
+          <w:rFonts w:ascii="Arial" w:hAnsi="Arial" w:cs="Arial"/>
+        </w:rPr>
+      </w:pPr>
+    </w:p>
+    <w:p>
+      <w:pPr>
+        <w:rPr>
+          <w:rFonts w:ascii="Arial" w:hAnsi="Arial" w:cs="Arial"/>
+        </w:rPr>
+      </w:pPr>
+    </w:p>
+    <w:p>
+      <w:pPr>
+        <w:rPr>
+          <w:rFonts w:ascii="Arial" w:hAnsi="Arial" w:cs="Arial"/>
+        </w:rPr>
+      </w:pPr>
+      <w:r>
+        <w:rPr>
+          <w:rFonts w:ascii="Arial" w:hAnsi="Arial" w:cs="Arial"/>
+        </w:rPr>
+        <w:t>fetch('/pdf/AcquiringAHeartOfWisdom.docx')</w:t>
+      </w:r>
+    </w:p>
+    <w:p>
+      <w:pPr>
+        <w:rPr>
+          <w:rFonts w:ascii="Arial" w:hAnsi="Arial" w:cs="Arial"/>
+        </w:rPr>
+      </w:pPr>
+      <w:r>
+        <w:rPr>
+          <w:rFonts w:ascii="Arial" w:hAnsi="Arial" w:cs="Arial"/>
+        </w:rPr>
+        <w:t xml:space="preserve">  .then(response =&gt; </w:t>
+      </w:r>
+      <w:proofErr w:type="spellStart"/>
+      <w:r>
+        <w:rPr>
+          <w:rFonts w:ascii="Arial" w:hAnsi="Arial" w:cs="Arial"/>
+        </w:rPr>
+        <w:t>response.arrayBuffer</w:t>
+      </w:r>
+      <w:proofErr w:type="spellEnd"/>
+      <w:r>
+        <w:rPr>
+          <w:rFonts w:ascii="Arial" w:hAnsi="Arial" w:cs="Arial"/>
+        </w:rPr>
+        <w:t>())</w:t>
+      </w:r>
+    </w:p>
+    <w:p>
+      <w:pPr>
+        <w:rPr>
+          <w:rFonts w:ascii="Arial" w:hAnsi="Arial" w:cs="Arial"/>
+        </w:rPr>
+      </w:pPr>
+      <w:r>
+        <w:rPr>
+          <w:rFonts w:ascii="Arial" w:hAnsi="Arial" w:cs="Arial"/>
+        </w:rPr>
+        <w:t xml:space="preserve">  .then(data =&gt; {</w:t>
+      </w:r>
+    </w:p>
+    <w:p>
+      <w:pPr>
+        <w:rPr>
+          <w:rFonts w:ascii="Arial" w:hAnsi="Arial" w:cs="Arial"/>
+        </w:rPr>
+      </w:pPr>
+      <w:r>
+        <w:rPr>
+          <w:rFonts w:ascii="Arial" w:hAnsi="Arial" w:cs="Arial"/>
+        </w:rPr>
+        <w:t xml:space="preserve">    // Render the document into the container</w:t>
+      </w:r>
+    </w:p>
+    <w:p>
+      <w:pPr>
+        <w:rPr>
+          <w:rFonts w:ascii="Arial" w:hAnsi="Arial" w:cs="Arial"/>
+        </w:rPr>
+      </w:pPr>
+      <w:r>
+        <w:rPr>
+          <w:rFonts w:ascii="Arial" w:hAnsi="Arial" w:cs="Arial"/>
+        </w:rPr>
+        <w:t xml:space="preserve">    </w:t>
+      </w:r>
+      <w:proofErr w:type="spellStart"/>
+      <w:r>
+        <w:rPr>
+          <w:rFonts w:ascii="Arial" w:hAnsi="Arial" w:cs="Arial"/>
+        </w:rPr>
+        <w:t>docx.renderAsync</w:t>
+      </w:r>
+      <w:proofErr w:type="spellEnd"/>
+      <w:r>
+        <w:rPr>
+          <w:rFonts w:ascii="Arial" w:hAnsi="Arial" w:cs="Arial"/>
+        </w:rPr>
+        <w:t xml:space="preserve">(data, </w:t>
+      </w:r>
+      <w:proofErr w:type="spellStart"/>
+      <w:r>
+        <w:rPr>
+          <w:rFonts w:ascii="Arial" w:hAnsi="Arial" w:cs="Arial"/>
+        </w:rPr>
+        <w:t>document.getElementById</w:t>
+      </w:r>
+      <w:proofErr w:type="spellEnd"/>
+      <w:r>
+        <w:rPr>
+          <w:rFonts w:ascii="Arial" w:hAnsi="Arial" w:cs="Arial"/>
+        </w:rPr>
+        <w:t>("document-container"))</w:t>
+      </w:r>
+    </w:p>
+    <w:p>
+      <w:pPr>
+        <w:rPr>
+          <w:rFonts w:ascii="Arial" w:hAnsi="Arial" w:cs="Arial"/>
+        </w:rPr>
+      </w:pPr>
+      <w:r>
+        <w:rPr>
+          <w:rFonts w:ascii="Arial" w:hAnsi="Arial" w:cs="Arial"/>
+        </w:rPr>
+        <w:t xml:space="preserve">      .then(() =&gt; console.log("Document is ready!"))</w:t>
+      </w:r>
+    </w:p>
+    <w:p>
+      <w:pPr>
+        <w:rPr>
+          <w:rFonts w:ascii="Arial" w:hAnsi="Arial" w:cs="Arial"/>
+        </w:rPr>
+      </w:pPr>
+      <w:r>
+        <w:rPr>
+          <w:rFonts w:ascii="Arial" w:hAnsi="Arial" w:cs="Arial"/>
+        </w:rPr>
+        <w:t xml:space="preserve">      .catch(error =&gt; </w:t>
+      </w:r>
+      <w:proofErr w:type="spellStart"/>
+      <w:r>
+        <w:rPr>
+          <w:rFonts w:ascii="Arial" w:hAnsi="Arial" w:cs="Arial"/>
+        </w:rPr>
+        <w:t>console.error</w:t>
+      </w:r>
+      <w:proofErr w:type="spellEnd"/>
+      <w:r>
+        <w:rPr>
+          <w:rFonts w:ascii="Arial" w:hAnsi="Arial" w:cs="Arial"/>
+        </w:rPr>
+        <w:t>("Error:", error));</w:t>
+      </w:r>
+    </w:p>
+    <w:p>
+      <w:pPr>
+        <w:rPr>
+          <w:rFonts w:ascii="Arial" w:hAnsi="Arial" w:cs="Arial"/>
+        </w:rPr>
+      </w:pPr>
+      <w:r>
+        <w:rPr>
+          <w:rFonts w:ascii="Arial" w:hAnsi="Arial" w:cs="Arial"/>
+        </w:rPr>
+        <w:t xml:space="preserve">  });</w:t>
+      </w:r>
+    </w:p>
+    <w:p>
+      <w:pPr>
+        <w:rPr>
+          <w:rFonts w:ascii="Arial" w:hAnsi="Arial" w:cs="Arial"/>
+        </w:rPr>
+      </w:pPr>
+    </w:p>
+    <w:p>
+      <w:pPr>
+        <w:rPr>
+          <w:rFonts w:ascii="Arial" w:hAnsi="Arial" w:cs="Arial"/>
+          <w:b/>
+          <w:bCs/>
+        </w:rPr>
+      </w:pPr>
+    </w:p>
+    <w:p>
+      <w:pPr>
+        <w:rPr>
+          <w:rFonts w:ascii="Arial" w:hAnsi="Arial" w:cs="Arial"/>
+          <w:b/>
+          <w:bCs/>
+        </w:rPr>
+      </w:pPr>
+    </w:p>
+    <w:p>
+      <w:pPr>
+        <w:rPr>
+          <w:rFonts w:ascii="Arial" w:hAnsi="Arial" w:cs="Arial"/>
+          <w:b/>
+          <w:bCs/>
+        </w:rPr>
+      </w:pPr>
+    </w:p>
+    <w:p>
+      <w:pPr>
+        <w:rPr>
+          <w:rFonts w:ascii="Arial" w:hAnsi="Arial" w:cs="Arial"/>
+          <w:b/>
+          <w:bCs/>
+        </w:rPr>
+      </w:pPr>
+      <w:r>
+        <w:rPr>
+          <w:rFonts w:ascii="Arial" w:hAnsi="Arial" w:cs="Arial"/>
+          <w:b/>
+          <w:bCs/>
+        </w:rPr>
         <w:t>Exporting Command Input History</w:t>
       </w:r>
     </w:p>
@@ -1508,7 +1714,7 @@
     </w:p>
     <w:sectPr>
       <w:pgSz w:w="12240" w:h="15840"/>
-      <w:pgMar w:top="1440" w:right="1440" w:bottom="1440" w:left="1440" w:header="720" w:footer="720" w:gutter="0"/>
+      <w:pgMar w:top="720" w:right="720" w:bottom="720" w:left="720" w:header="720" w:footer="720" w:gutter="0"/>
       <w:cols w:space="720"/>
       <w:docGrid w:linePitch="360"/>
     </w:sectPr>
@@ -2073,7 +2279,7 @@
   <w:style w:type="paragraph" w:default="1" w:styleId="Normal">
     <w:name w:val="Normal"/>
     <w:qFormat/>
-    <w:rsid w:val="00185E40"/>
+    <w:rsid w:val="00B10102"/>
   </w:style>
   <w:style w:type="paragraph" w:styleId="Heading1">
     <w:name w:val="heading 1"/>
